--- a/engine/arcc_study/ARCC_Valuation_Study_09-09-2026_public.docx
+++ b/engine/arcc_study/ARCC_Valuation_Study_09-09-2026_public.docx
@@ -266,7 +266,7 @@
           <w:color w:val="1C3A36"/>
           <w:sz w:val="21"/>
         </w:rPr>
-        <w:t>What would change the answer is stated in section 7 and not buried: a cost of capital that normalises faster than the central bank's published path would raise this value materially, and beta is the input it would arrive through — the study's own most consequential contested judgement, worth +12.0% of value and published both ways rather than averaged.</w:t>
+        <w:t>What would change the answer is stated in section 7 and not buried: a cost of capital that normalises faster than the central bank's published path would raise this value materially, and beta is the input it would arrive through — worth +12.0% of value and published both ways rather than averaged. The study's LARGEST contested judgement is a different one — terminal useful life, worth +24.1% — and it is set out with the rest in section 1.9.</w:t>
       </w:r>
     </w:p>
     <w:p>
@@ -11287,6 +11287,79 @@
                 <w:sz w:val="17"/>
               </w:rPr>
               <w:t>70.62  (+6.2%)</w:t>
+            </w:r>
+          </w:p>
+        </w:tc>
+      </w:tr>
+      <w:tr>
+        <w:tc>
+          <w:tcPr>
+            <w:tcW w:type="dxa" w:w="3672"/>
+          </w:tcPr>
+          <w:p>
+            <w:pPr>
+              <w:spacing w:after="20"/>
+            </w:pPr>
+            <w:r>
+              <w:rPr>
+                <w:color w:val="1C3A36"/>
+                <w:sz w:val="17"/>
+              </w:rPr>
+              <w:t>Terminal useful life: the disclosed 20 years of machinery and equipment, the class the replacement-cost base actually represents (adopted), vs the longest life disclosed in the same accounting-policies note, 50 years</w:t>
+            </w:r>
+          </w:p>
+        </w:tc>
+        <w:tc>
+          <w:tcPr>
+            <w:tcW w:type="dxa" w:w="1512"/>
+          </w:tcPr>
+          <w:p>
+            <w:pPr>
+              <w:spacing w:after="20"/>
+              <w:jc w:val="right"/>
+            </w:pPr>
+            <w:r>
+              <w:rPr>
+                <w:color w:val="1C3A36"/>
+                <w:sz w:val="17"/>
+              </w:rPr>
+              <w:t>20 years</w:t>
+            </w:r>
+          </w:p>
+        </w:tc>
+        <w:tc>
+          <w:tcPr>
+            <w:tcW w:type="dxa" w:w="1728"/>
+          </w:tcPr>
+          <w:p>
+            <w:pPr>
+              <w:spacing w:after="20"/>
+              <w:jc w:val="right"/>
+            </w:pPr>
+            <w:r>
+              <w:rPr>
+                <w:color w:val="1C3A36"/>
+                <w:sz w:val="17"/>
+              </w:rPr>
+              <w:t>50 years</w:t>
+            </w:r>
+          </w:p>
+        </w:tc>
+        <w:tc>
+          <w:tcPr>
+            <w:tcW w:type="dxa" w:w="2448"/>
+          </w:tcPr>
+          <w:p>
+            <w:pPr>
+              <w:spacing w:after="20"/>
+              <w:jc w:val="right"/>
+            </w:pPr>
+            <w:r>
+              <w:rPr>
+                <w:color w:val="1C3A36"/>
+                <w:sz w:val="17"/>
+              </w:rPr>
+              <w:t>82.59  (+24.1%)</w:t>
             </w:r>
           </w:p>
         </w:tc>
@@ -24451,7 +24524,7 @@
                 <w:color w:val="1C3A36"/>
                 <w:sz w:val="16"/>
               </w:rPr>
-              <w:t>The own-stock regression against the EGX30 returns 0.698 on an R-squared of 4.7%, below the usability floor, so tier 1 is not available. On the regression the lens would read EGP 74.54 against EGP 66.53 — +12.0%, the study's most consequential contested judgement.</w:t>
+              <w:t>The own-stock regression against the EGX30 returns 0.698 on an R-squared of 4.7%, below the usability floor, so tier 1 is not available. On the regression the lens would read EGP 74.54 against EGP 66.53 — +12.0%. The study's largest is terminal useful life at +24.1%.</w:t>
             </w:r>
           </w:p>
         </w:tc>

--- a/engine/arcc_study/ARCC_Valuation_Study_09-09-2026_public.docx
+++ b/engine/arcc_study/ARCC_Valuation_Study_09-09-2026_public.docx
@@ -174,7 +174,7 @@
                 <w:color w:val="1C3A36"/>
                 <w:sz w:val="19"/>
               </w:rPr>
-              <w:t>The cash-flow lens — the value this study publishes — reads EGP 66.53, and the cross-checks around it span EGP 45.65 to EGP 65.57, against a market price of EGP 77.00 — -13.6%.</w:t>
+              <w:t>The cash-flow lens — the value this study publishes — reads EGP 69.22, and the cross-checks around it span EGP 45.65 to EGP 65.57, against a market price of EGP 77.00 — -10.1%.</w:t>
             </w:r>
           </w:p>
         </w:tc>
@@ -210,7 +210,7 @@
           <w:color w:val="1C3A36"/>
           <w:sz w:val="21"/>
         </w:rPr>
-        <w:t>Arabian Cement is worth EGP 66.53 a share on the cash-flow lens this study publishes, against a market price of EGP 77.00 on 3 September 2026 — -13.6%. The other reads span EGP 45.65 to EGP 65.57 and are published beside it rather than averaged into it, because they disagree for reasons a reader should see.</w:t>
+        <w:t>Arabian Cement is worth EGP 69.22 a share on the cash-flow lens this study publishes, against a market price of EGP 77.00 on 3 September 2026 — -10.1%. The other reads span EGP 45.65 to EGP 65.57 and are published beside it rather than averaged into it, because they disagree for reasons a reader should see.</w:t>
       </w:r>
     </w:p>
     <w:p>
@@ -224,7 +224,7 @@
           <w:color w:val="1C3A36"/>
           <w:sz w:val="21"/>
         </w:rPr>
-        <w:t>The shape of the range matters more than its width, and it is not symmetric. On the primary lens the bear corner is EGP 24.61 and the bull corner EGP 67.08 — barely above the central. Both corners move one business driver across the span this company's own audited accounts have printed, the EBITDA margin from 22.00% in FY2023 to 39.25% in FY2025, with the macro path held completely still. Essentially the whole range is downside: if the margin reverts to what this company earned in FY2023 the value is EGP 24.61. An earlier edition published a symmetric band of two margin points around the forecast and concealed that completely.</w:t>
+        <w:t>The shape of the range matters more than its width, and it is not symmetric. On the primary lens the bear corner is EGP 27.30 and the bull corner EGP 69.77 — barely above the central. Both corners move one business driver across the span this company's own audited accounts have printed, the EBITDA margin from 22.00% in FY2023 to 39.25% in FY2025, with the macro path held completely still. Essentially the whole range is downside: if the margin reverts to what this company earned in FY2023 the value is EGP 27.30. An earlier edition published a symmetric band of two margin points around the forecast and concealed that completely.</w:t>
       </w:r>
     </w:p>
     <w:p>
@@ -266,7 +266,7 @@
           <w:color w:val="1C3A36"/>
           <w:sz w:val="21"/>
         </w:rPr>
-        <w:t>What would change the answer is stated in section 7 and not buried: a cost of capital that normalises faster than the central bank's published path would raise this value materially, and beta is the input it would arrive through — worth +12.0% of value and published both ways rather than averaged. The study's LARGEST contested judgement is a different one — terminal useful life, worth +24.1% — and it is set out with the rest in section 1.9.</w:t>
+        <w:t>What would change the answer is stated in section 7 and not buried: a cost of capital that normalises faster than the central bank's published path would raise this value materially, and beta is the input it would arrive through — worth +12.4% of value and published both ways rather than averaged. The study's LARGEST contested judgement is a different one — terminal useful life, worth +20.8% — and it is set out with the rest in section 1.9.</w:t>
       </w:r>
     </w:p>
     <w:p>
@@ -445,7 +445,7 @@
                 <w:color w:val="1C3A36"/>
                 <w:sz w:val="18"/>
               </w:rPr>
-              <w:t>66.53</w:t>
+              <w:t>69.22</w:t>
             </w:r>
           </w:p>
         </w:tc>
@@ -485,7 +485,7 @@
                 <w:color w:val="1C3A36"/>
                 <w:sz w:val="18"/>
               </w:rPr>
-              <w:t>-13.6%</w:t>
+              <w:t>-10.1%</w:t>
             </w:r>
           </w:p>
         </w:tc>
@@ -505,7 +505,7 @@
                 <w:color w:val="1C3A36"/>
                 <w:sz w:val="18"/>
               </w:rPr>
-              <w:t>53.5%</w:t>
+              <w:t>55.4%</w:t>
             </w:r>
           </w:p>
         </w:tc>
@@ -982,7 +982,7 @@
           <w:color w:val="6E7B77"/>
           <w:sz w:val="17"/>
         </w:rPr>
-        <w:t>The cash-flow lens IS the value this study publishes. The others are cross-checks, shown at the same size so a reader can see where they disagree with it rather than an average that hides the disagreement. A previous edition blended all four at fixed weights of 50, 20, 22 and 8 per cent and published EGP 58.56; those weights were chosen rather than tested, and averaging four methods makes a fifth one nobody has checked. Normalised earnings is shown as a diagnostic and is not a valuation of this company: it capitalises a mid-cycle margin at a nominal rate, and section 1.7 shows growth destroying value here.</w:t>
+        <w:t>The cash-flow lens IS the value this study publishes. The others are cross-checks, shown at the same size so a reader can see where they disagree with it rather than an average that hides the disagreement. A previous edition blended all four at fixed weights of 50, 20, 22 and 8 per cent and published EGP 59.91; those weights were chosen rather than tested, and averaging four methods makes a fifth one nobody has checked. Normalised earnings is shown as a diagnostic and is not a valuation of this company: it capitalises a mid-cycle margin at a nominal rate, and section 1.7 shows growth destroying value here.</w:t>
       </w:r>
     </w:p>
     <w:p>
@@ -1176,7 +1176,7 @@
           <w:color w:val="1C3A36"/>
           <w:sz w:val="21"/>
         </w:rPr>
-        <w:t>Four lenses are read and ONE of them is the answer. A discounted cash-flow model built up from tonnes and costs is the primary for this class, and the figure this study publishes is that lens and nothing else: EGP 66.53. Relative multiples, normalised earnings power and replacement cost are CROSS-CHECKS, published in the same table so a reader can see where they disagree — they span EGP 45.65 to EGP 65.57 — and none of them is averaged into the answer. There are no weights in this model to report. An earlier edition blended the four at 50/20/22/8 and would have read EGP 58.56; those weights had never cleared any out-of-sample test, and a number produced by averaging several methods is not more robust than the best of them — it is a new method with free parameters nobody tested, importing every weakness of the weakest lens at whatever weight somebody typed. Where several methods disagree the honest thing is to publish the disagreement and say which one the answer is.</w:t>
+        <w:t>Four lenses are read and ONE of them is the answer. A discounted cash-flow model built up from tonnes and costs is the primary for this class, and the figure this study publishes is that lens and nothing else: EGP 69.22. Relative multiples, normalised earnings power and replacement cost are CROSS-CHECKS, published in the same table so a reader can see where they disagree — they span EGP 45.65 to EGP 65.57 — and none of them is averaged into the answer. There are no weights in this model to report. An earlier edition blended the four at 50/20/22/8 and would have read EGP 59.91; those weights had never cleared any out-of-sample test, and a number produced by averaging several methods is not more robust than the best of them — it is a new method with free parameters nobody tested, importing every weakness of the weakest lens at whatever weight somebody typed. Where several methods disagree the honest thing is to publish the disagreement and say which one the answer is.</w:t>
       </w:r>
     </w:p>
     <w:p>
@@ -4471,7 +4471,7 @@
           <w:color w:val="1C3A36"/>
           <w:sz w:val="21"/>
         </w:rPr>
-        <w:t>That has a direct consequence for the forecast, and it is treated as one. Capital expenditure is NOT set at book depreciation. It is set at the economic maintenance level of USD 3.23 per tonne of installed capacity — about EGP 890mn in FY2026 against a book charge of EGP 344mn. Setting capex equal to book depreciation would flatter free cash flow by construction; the cost of refusing to do so is computed in section 1.9 and is worth +6.2% of the cash-flow lens. The audited FY2024 and FY2025 outturns of EGP 912mn and EGP 796mn — USD 4.1 and USD 3.2 a tonne — bracket the assumption, and both of those years carried growth projects as well as maintenance.</w:t>
+        <w:t>That has a direct consequence for the forecast, and it is treated as one. Capital expenditure is NOT set at book depreciation. It is set at the economic maintenance level of USD 3.23 per tonne of installed capacity — about EGP 890mn in FY2026 against a book charge of EGP 344mn. Setting capex equal to book depreciation would flatter free cash flow by construction; the cost of refusing to do so is computed in section 1.9 and is worth +5.9% of the cash-flow lens. The audited FY2024 and FY2025 outturns of EGP 912mn and EGP 796mn — USD 4.1 and USD 3.2 a tonne — bracket the assumption, and both of those years carried growth projects as well as maintenance.</w:t>
       </w:r>
     </w:p>
     <w:p>
@@ -6391,7 +6391,7 @@
           <w:color w:val="1C3A36"/>
           <w:sz w:val="21"/>
         </w:rPr>
-        <w:t>The consequence is large and is published as a value rather than described: on the withdrawn basket figure the cash-flow lens would read 74.54 against 66.53 on the adopted one, a difference of +12.0%.</w:t>
+        <w:t>The consequence is large and is published as a value rather than described: on the withdrawn basket figure the cash-flow lens would read 77.79 against 69.22 on the adopted one, a difference of +12.4%.</w:t>
       </w:r>
     </w:p>
     <w:tbl>
@@ -6572,7 +6572,7 @@
                 <w:color w:val="1C3A36"/>
                 <w:sz w:val="18"/>
               </w:rPr>
-              <w:t>79.16</w:t>
+              <w:t>82.73</w:t>
             </w:r>
           </w:p>
         </w:tc>
@@ -6590,7 +6590,7 @@
                 <w:color w:val="1C3A36"/>
                 <w:sz w:val="18"/>
               </w:rPr>
-              <w:t>70.35</w:t>
+              <w:t>73.30</w:t>
             </w:r>
           </w:p>
         </w:tc>
@@ -6608,7 +6608,7 @@
                 <w:color w:val="1C3A36"/>
                 <w:sz w:val="18"/>
               </w:rPr>
-              <w:t>63.47</w:t>
+              <w:t>65.95</w:t>
             </w:r>
           </w:p>
         </w:tc>
@@ -6626,7 +6626,7 @@
                 <w:color w:val="1C3A36"/>
                 <w:sz w:val="18"/>
               </w:rPr>
-              <w:t>59.24</w:t>
+              <w:t>61.43</w:t>
             </w:r>
           </w:p>
         </w:tc>
@@ -6644,7 +6644,7 @@
                 <w:color w:val="1C3A36"/>
                 <w:sz w:val="18"/>
               </w:rPr>
-              <w:t>55.59</w:t>
+              <w:t>57.54</w:t>
             </w:r>
           </w:p>
         </w:tc>
@@ -6666,7 +6666,7 @@
           <w:color w:val="6E7B77"/>
           <w:sz w:val="17"/>
         </w:rPr>
-        <w:t>Table 8 — Fair value across the fixed comparability anchors. These are round numbers held constant so studies can be compared, and they therefore do NOT track any one regression's confidence interval — on this name the withdrawn own-stock estimate carries a 95% interval of 0.25 to 1.15, whose LOWER end sits below the lowest anchor here and would put the cash-flow lens at EGP 102.54. That end is the value-RAISING one, and it is stated rather than left off the table: a wider interval than the anchors show is a fact about how little this regression establishes, not a reason to print a narrower one.</w:t>
+        <w:t>Table 8 — Fair value across the fixed comparability anchors. These are round numbers held constant so studies can be compared, and they therefore do NOT track any one regression's confidence interval — on this name the withdrawn own-stock estimate carries a 95% interval of 0.25 to 1.15, whose LOWER end sits below the lowest anchor here and would put the cash-flow lens at EGP 107.82. That end is the value-RAISING one, and it is stated rather than left off the table: a wider interval than the anchors show is a fact about how little this regression establishes, not a reason to print a narrower one.</w:t>
       </w:r>
     </w:p>
     <w:p>
@@ -7993,7 +7993,7 @@
                 <w:color w:val="1C3A36"/>
                 <w:sz w:val="17"/>
               </w:rPr>
-              <w:t>(108)</w:t>
+              <w:t>(111)</w:t>
             </w:r>
           </w:p>
         </w:tc>
@@ -8011,7 +8011,7 @@
                 <w:color w:val="1C3A36"/>
                 <w:sz w:val="17"/>
               </w:rPr>
-              <w:t>(196)</w:t>
+              <w:t>(201)</w:t>
             </w:r>
           </w:p>
         </w:tc>
@@ -8029,7 +8029,7 @@
                 <w:color w:val="1C3A36"/>
                 <w:sz w:val="17"/>
               </w:rPr>
-              <w:t>(175)</w:t>
+              <w:t>(179)</w:t>
             </w:r>
           </w:p>
         </w:tc>
@@ -8047,7 +8047,7 @@
                 <w:color w:val="1C3A36"/>
                 <w:sz w:val="17"/>
               </w:rPr>
-              <w:t>(150)</w:t>
+              <w:t>(153)</w:t>
             </w:r>
           </w:p>
         </w:tc>
@@ -8065,7 +8065,7 @@
                 <w:color w:val="1C3A36"/>
                 <w:sz w:val="17"/>
               </w:rPr>
-              <w:t>(150)</w:t>
+              <w:t>(153)</w:t>
             </w:r>
           </w:p>
         </w:tc>
@@ -8223,7 +8223,7 @@
                 <w:color w:val="1C3A36"/>
                 <w:sz w:val="17"/>
               </w:rPr>
-              <w:t>1,545</w:t>
+              <w:t>1,544</w:t>
             </w:r>
           </w:p>
         </w:tc>
@@ -8241,7 +8241,7 @@
                 <w:color w:val="1C3A36"/>
                 <w:sz w:val="17"/>
               </w:rPr>
-              <w:t>3,480</w:t>
+              <w:t>3,476</w:t>
             </w:r>
           </w:p>
         </w:tc>
@@ -8259,7 +8259,7 @@
                 <w:color w:val="1C3A36"/>
                 <w:sz w:val="17"/>
               </w:rPr>
-              <w:t>3,960</w:t>
+              <w:t>3,955</w:t>
             </w:r>
           </w:p>
         </w:tc>
@@ -8277,7 +8277,7 @@
                 <w:color w:val="1C3A36"/>
                 <w:sz w:val="17"/>
               </w:rPr>
-              <w:t>4,362</w:t>
+              <w:t>4,359</w:t>
             </w:r>
           </w:p>
         </w:tc>
@@ -8295,7 +8295,7 @@
                 <w:color w:val="1C3A36"/>
                 <w:sz w:val="17"/>
               </w:rPr>
-              <w:t>4,747</w:t>
+              <w:t>4,743</w:t>
             </w:r>
           </w:p>
         </w:tc>
@@ -8445,7 +8445,7 @@
                 <w:color w:val="1C3A36"/>
                 <w:sz w:val="17"/>
               </w:rPr>
-              <w:t>1,454</w:t>
+              <w:t>1,453</w:t>
             </w:r>
           </w:p>
         </w:tc>
@@ -8465,7 +8465,7 @@
                 <w:color w:val="1C3A36"/>
                 <w:sz w:val="17"/>
               </w:rPr>
-              <w:t>2,766</w:t>
+              <w:t>2,762</w:t>
             </w:r>
           </w:p>
         </w:tc>
@@ -8485,7 +8485,7 @@
                 <w:color w:val="1C3A36"/>
                 <w:sz w:val="17"/>
               </w:rPr>
-              <w:t>2,565</w:t>
+              <w:t>2,562</w:t>
             </w:r>
           </w:p>
         </w:tc>
@@ -8505,7 +8505,7 @@
                 <w:color w:val="1C3A36"/>
                 <w:sz w:val="17"/>
               </w:rPr>
-              <w:t>2,346</w:t>
+              <w:t>2,344</w:t>
             </w:r>
           </w:p>
         </w:tc>
@@ -8525,7 +8525,7 @@
                 <w:color w:val="1C3A36"/>
                 <w:sz w:val="17"/>
               </w:rPr>
-              <w:t>2,146</w:t>
+              <w:t>2,144</w:t>
             </w:r>
           </w:p>
         </w:tc>
@@ -8779,7 +8779,7 @@
                 <w:color w:val="1C3A36"/>
                 <w:sz w:val="18"/>
               </w:rPr>
-              <w:t>11,277</w:t>
+              <w:t>11,266</w:t>
             </w:r>
           </w:p>
         </w:tc>
@@ -8797,7 +8797,7 @@
                 <w:color w:val="1C3A36"/>
                 <w:sz w:val="18"/>
               </w:rPr>
-              <w:t>30.08</w:t>
+              <w:t>30.05</w:t>
             </w:r>
           </w:p>
         </w:tc>
@@ -8834,7 +8834,7 @@
                 <w:color w:val="1C3A36"/>
                 <w:sz w:val="18"/>
               </w:rPr>
-              <w:t>12,976</w:t>
+              <w:t>13,996</w:t>
             </w:r>
           </w:p>
         </w:tc>
@@ -8852,7 +8852,7 @@
                 <w:color w:val="1C3A36"/>
                 <w:sz w:val="18"/>
               </w:rPr>
-              <w:t>34.62</w:t>
+              <w:t>37.34</w:t>
             </w:r>
           </w:p>
         </w:tc>
@@ -8893,7 +8893,7 @@
                 <w:color w:val="1C3A36"/>
                 <w:sz w:val="18"/>
               </w:rPr>
-              <w:t>24,253</w:t>
+              <w:t>25,262</w:t>
             </w:r>
           </w:p>
         </w:tc>
@@ -8913,7 +8913,7 @@
                 <w:color w:val="1C3A36"/>
                 <w:sz w:val="18"/>
               </w:rPr>
-              <w:t>64.70</w:t>
+              <w:t>67.39</w:t>
             </w:r>
           </w:p>
         </w:tc>
@@ -9064,7 +9064,7 @@
                 <w:color w:val="1C3A36"/>
                 <w:sz w:val="18"/>
               </w:rPr>
-              <w:t>24,940</w:t>
+              <w:t>25,949</w:t>
             </w:r>
           </w:p>
         </w:tc>
@@ -9084,7 +9084,7 @@
                 <w:color w:val="1C3A36"/>
                 <w:sz w:val="18"/>
               </w:rPr>
-              <w:t>66.53</w:t>
+              <w:t>69.22</w:t>
             </w:r>
           </w:p>
         </w:tc>
@@ -9125,7 +9125,7 @@
                 <w:color w:val="1C3A36"/>
                 <w:sz w:val="18"/>
               </w:rPr>
-              <w:t>53.5%</w:t>
+              <w:t>55.4%</w:t>
             </w:r>
           </w:p>
         </w:tc>
@@ -9255,7 +9255,7 @@
                 <w:color w:val="1C3A36"/>
                 <w:sz w:val="18"/>
               </w:rPr>
-              <w:t>-13.6%</w:t>
+              <w:t>-10.1%</w:t>
             </w:r>
           </w:p>
         </w:tc>
@@ -9291,7 +9291,7 @@
           <w:color w:val="1C3A36"/>
           <w:sz w:val="21"/>
         </w:rPr>
-        <w:t>Cash is added at face and is not in the discount rate. The valuation date is 30 June 2026 and the bridge stands on the balance sheet OF THAT DATE rather than on a roll-forward: cash of EGP 1,971mn less interest-bearing debt of EGP 1,283mn is net cash of EGP 687mn, or EGP 1.83 a share. The previous edition had no balance sheet for its own valuation date and had to build one — FY2025 cash, plus the cash the business would generate to that date, less the declared dividend — which came out EGP 1,253mn too generous, EGP 3.34 a share, because a projection cannot see six months of stock-building, receivables and capital spending that had in fact happened. A disclosed balance sheet beats a projection of one.</w:t>
+        <w:t>Cash is added at face and is not in the discount rate. The valuation date is 30 June 2026 and the bridge stands on the balance sheet OF THAT DATE rather than on a roll-forward: cash of EGP 1,971mn less interest-bearing debt of EGP 1,283mn is net cash of EGP 687mn, or EGP 1.83 a share. The previous edition had no balance sheet for its own valuation date and had to build one — FY2025 cash, plus the cash the business would generate to that date, less the declared dividend — which came out EGP 1,252mn too generous, EGP 3.34 a share, because a projection cannot see six months of stock-building, receivables and capital spending that had in fact happened. A disclosed balance sheet beats a projection of one.</w:t>
       </w:r>
     </w:p>
     <w:p>
@@ -9305,7 +9305,7 @@
           <w:color w:val="1C3A36"/>
           <w:sz w:val="21"/>
         </w:rPr>
-        <w:t>Minority interests are deducted, and the audited figure is the reason this line is now immaterial: EGP 216,054 at 30 June 2026, or 0.0009% of equity value. The subsidiaries are 99% to 99.99% owned.</w:t>
+        <w:t>Minority interests are deducted, and the audited figure is the reason this line is now immaterial: EGP 216,054 at 30 June 2026, or 0.0008% of equity value. The subsidiaries are 99% to 99.99% owned.</w:t>
       </w:r>
     </w:p>
     <w:p>
@@ -9319,7 +9319,7 @@
           <w:color w:val="1C3A36"/>
           <w:sz w:val="21"/>
         </w:rPr>
-        <w:t>At 53.5% of enterprise value, the terminal value carries less of this valuation than the two-thirds to four-fifths a long-horizon discounted cash-flow model usually ends up with, and that is a consequence of the 27.6% explicit-window discount rate rather than a design choice — at that rate the fifth forecast year is already discounted to 45% of its face value. The answer therefore depends more on the next five years and less on a perpetuity assumption than is usual, which for a business whose next five years are forecastable from tonnes and disclosed costs is the right place for the weight to sit. It is worth naming the direction of travel honestly: the prior revision put the terminal share at 45.5%, and correcting the price path lifted it because a higher terminal margin loads more value into the perpetuity than into a heavily discounted explicit window. More of the answer rests on the far end than it did.</w:t>
+        <w:t>At 55.4% of enterprise value, the terminal value carries less of this valuation than the two-thirds to four-fifths a long-horizon discounted cash-flow model usually ends up with, and that is a consequence of the 27.6% explicit-window discount rate rather than a design choice — at that rate the fifth forecast year is already discounted to 45% of its face value. The answer therefore depends more on the next five years and less on a perpetuity assumption than is usual, which for a business whose next five years are forecastable from tonnes and disclosed costs is the right place for the weight to sit. It is worth naming the direction of travel honestly: the prior revision put the terminal share at 45.5%, and correcting the price path lifted it because a higher terminal margin loads more value into the perpetuity than into a heavily discounted explicit window. More of the answer rests on the far end than it did.</w:t>
       </w:r>
     </w:p>
     <w:p>
@@ -9389,7 +9389,7 @@
           <w:color w:val="1C3A36"/>
           <w:sz w:val="21"/>
         </w:rPr>
-        <w:t>The terminal block is therefore struck on REPLACEMENT-COST invested capital — EGP 51,191mn, being 5.0Mt at USD 130 a tonne, converted at EGP 50.30 to the dollar and carried forward at the model's own cost inflation to the last forecast year — 5.0 x 130 x 50.30 x 1.566. THE ESCALATION IS NOT AN ADJUSTMENT AND IT IS THE OPERAND MOST EASILY MISSED: the terminal is struck in that year's money, so a replacement cost quoted in today's pounds against a profit five years out would compare two different currencies of the same name. In today's pounds the same capacity is EGP 32,695mn. On that basis the return on capital is 10.52% — the last forecast year's operating profit after tax against that capital, both measured at the same date. A figure of 11.3% appears in the earlier editions of this section and is NOT used here: it divides a profit already grown by one year of terminal growth by a capital base that has not grown, which flatters the return by 74 basis points for no reason other than the mismatch. The lower figure is the one this study tests growth against.</w:t>
+        <w:t>The terminal block is therefore struck on REPLACEMENT-COST invested capital — EGP 45,911mn, being 5.0Mt at USD 130 a tonne, converted at EGP 50.30 to the dollar and carried forward at the model's own cost inflation to the last forecast year — 5.0 x 130 x 50.30 x 1.566. THE ESCALATION IS NOT AN ADJUSTMENT AND IT IS THE OPERAND MOST EASILY MISSED: the terminal is struck in that year's money, so a replacement cost quoted in today's pounds against a profit five years out would compare two different currencies of the same name. In today's pounds the same capacity is EGP 32,695mn. On that basis the return on capital is 11.73% — the last forecast year's operating profit after tax against that capital, both measured at the same date. A figure of 12.6% appears in the earlier editions of this section and is NOT used here: it divides a profit already grown by one year of terminal growth by a capital base that has not grown, which flatters the return by 82 basis points for no reason other than the mismatch. The lower figure is the one this study tests growth against.</w:t>
       </w:r>
     </w:p>
     <w:p>
@@ -9403,7 +9403,7 @@
           <w:color w:val="1C3A36"/>
           <w:sz w:val="21"/>
         </w:rPr>
-        <w:t>WHAT THE TERMINAL CHARGES, AND WHY IT CHANGED IN THIS EDITION. Earlier revisions derived the terminal reinvestment from that return — growth divided by return on capital, which came to 62.2% of terminal profit. Substituting the definitions, that construction collapses to a fixed charge of growth multiplied by invested capital: EGP 3,583mn a year, for ever. Read as a programme for replacing the plant it implies doing so every 14.3 years — which is one divided by the growth rate, and so a fact about the inflation path rather than about the kiln. The reinvestment identity is a statement about REAL growth, and this model’s terminal real growth is zero, so the charge was buying no capacity at all.</w:t>
+        <w:t>WHAT THE TERMINAL CHARGES, AND WHY IT CHANGED IN THIS EDITION. Earlier revisions derived the terminal reinvestment from that return — growth divided by return on capital, which came to 55.8% of terminal profit. Substituting the definitions, that construction collapses to a fixed charge of growth multiplied by invested capital: EGP 3,214mn a year, for ever. Read as a programme for replacing the plant it implies doing so every 14.3 years — which is one divided by the growth rate, and so a fact about the inflation path rather than about the kiln. The reinvestment identity is a statement about REAL growth, and this model’s terminal real growth is zero, so the charge was buying no capacity at all.</w:t>
       </w:r>
     </w:p>
     <w:p>
@@ -9417,7 +9417,7 @@
           <w:color w:val="1C3A36"/>
           <w:sz w:val="21"/>
         </w:rPr>
-        <w:t>This edition charges what holding the plant actually costs: capital maintenance over the useful life ARCC’s own audited accounts disclose — 20 years for machinery and equipment and for other installations — which is EGP 2,560mn a year against replacement cost, plus the working capital that inflation requires, less the book depreciation already inside terminal profit. That is the same definition of free cash flow the explicit window uses; the earlier terminal used a different one, and a model should not carry two. Three implied asset lives previously sat inside this one and disagreed by a factor of 2.8: the terminal’s 14.3 years, the explicit window’s own capital spending at 40.2 years, and the disclosed 20. The sourced figure sits between the model’s own two conventions. The explicit window and the terminal may still differ, and here they do for an economic reason: kiln 2 sits in assets under construction, so a young plant genuinely spends less than replacement depreciation for a while, while the terminal is perpetuity, where every asset must be replaced at current cost.</w:t>
+        <w:t>This edition charges what holding the plant actually costs: capital maintenance over the useful life ARCC’s own audited accounts disclose — 20 years for machinery and equipment and for other installations — which is EGP 2,296mn a year against replacement cost, plus the working capital that inflation requires, less the book depreciation already inside terminal profit. That is the same definition of free cash flow the explicit window uses; the earlier terminal used a different one, and a model should not carry two. Three implied asset lives previously sat inside this one and disagreed by a factor of 2.8: the terminal’s 14.3 years, the explicit window’s own capital spending at 40.2 years, and the disclosed 20. The sourced figure sits between the model’s own two conventions. The explicit window and the terminal may still differ, and here they do for an economic reason: kiln 2 sits in assets under construction, so a young plant genuinely spends less than replacement depreciation for a while, while the terminal is perpetuity, where every asset must be replaced at current cost.</w:t>
       </w:r>
     </w:p>
     <w:p>
@@ -9431,7 +9431,7 @@
           <w:color w:val="1C3A36"/>
           <w:sz w:val="21"/>
         </w:rPr>
-        <w:t>Growth in the terminal is charged at what growth costs — the capital a REAL increase in capacity requires, at the replacement cost of that capacity — and this model takes no real growth, so it charges none for it. Whether it should is the ordinary question: does a new tonne earn more than it costs? Terminal profit over invested capital is 10.52% against a terminal rate of 18.3% — 782 basis points BELOW it. Growth therefore DESTROYS value: the cash-flow lens is EGP 70.79 at 3% terminal growth and EGP 66.53 at 7%, so four extra points of perpetual growth take the value DOWN by 6.0%. The practical conclusion is the one that matters: on a replacement-cost denominator this plant roughly breaks even on new tonnes, in a market carrying 76Mt of capacity against 54Mt of consumption, so nothing in this valuation is bought with an assumption about perpetual growth. A reader who prefers the book basis should know it lifts the valuation substantially, and should say why a plant carried at a tenth of replacement cost is the right denominator.</w:t>
+        <w:t>Growth in the terminal is charged at what growth costs — the capital a REAL increase in capacity requires, at the replacement cost of that capacity — and this model takes no real growth, so it charges none for it. Whether it should is the ordinary question: does a new tonne earn more than it costs? Terminal profit over invested capital is 11.73% against a terminal rate of 18.3% — 661 basis points BELOW it. Growth therefore DESTROYS value: the cash-flow lens is EGP 71.23 at 3% terminal growth and EGP 69.22 at 7%, so four extra points of perpetual growth take the value DOWN by 2.8%. The practical conclusion is the one that matters: on a replacement-cost denominator this plant roughly breaks even on new tonnes, in a market carrying 76Mt of capacity against 54Mt of consumption, so nothing in this valuation is bought with an assumption about perpetual growth. A reader who prefers the book basis should know it lifts the valuation substantially, and should say why a plant carried at a tenth of replacement cost is the right denominator.</w:t>
       </w:r>
     </w:p>
     <w:tbl>
@@ -9612,7 +9612,7 @@
                 <w:color w:val="1C3A36"/>
                 <w:sz w:val="18"/>
               </w:rPr>
-              <w:t>73.15</w:t>
+              <w:t>73.61</w:t>
             </w:r>
           </w:p>
         </w:tc>
@@ -9630,7 +9630,7 @@
                 <w:color w:val="1C3A36"/>
                 <w:sz w:val="18"/>
               </w:rPr>
-              <w:t>72.39</w:t>
+              <w:t>73.30</w:t>
             </w:r>
           </w:p>
         </w:tc>
@@ -9648,7 +9648,7 @@
                 <w:color w:val="1C3A36"/>
                 <w:sz w:val="18"/>
               </w:rPr>
-              <w:t>71.43</w:t>
+              <w:t>72.87</w:t>
             </w:r>
           </w:p>
         </w:tc>
@@ -9666,7 +9666,7 @@
                 <w:color w:val="1C3A36"/>
                 <w:sz w:val="18"/>
               </w:rPr>
-              <w:t>70.23</w:t>
+              <w:t>72.29</w:t>
             </w:r>
           </w:p>
         </w:tc>
@@ -9684,7 +9684,7 @@
                 <w:color w:val="1C3A36"/>
                 <w:sz w:val="18"/>
               </w:rPr>
-              <w:t>68.72</w:t>
+              <w:t>71.52</w:t>
             </w:r>
           </w:p>
         </w:tc>
@@ -9721,7 +9721,7 @@
                 <w:color w:val="1C3A36"/>
                 <w:sz w:val="18"/>
               </w:rPr>
-              <w:t>71.96</w:t>
+              <w:t>72.40</w:t>
             </w:r>
           </w:p>
         </w:tc>
@@ -9739,7 +9739,7 @@
                 <w:color w:val="1C3A36"/>
                 <w:sz w:val="18"/>
               </w:rPr>
-              <w:t>71.21</w:t>
+              <w:t>72.10</w:t>
             </w:r>
           </w:p>
         </w:tc>
@@ -9757,7 +9757,7 @@
                 <w:color w:val="1C3A36"/>
                 <w:sz w:val="18"/>
               </w:rPr>
-              <w:t>70.27</w:t>
+              <w:t>71.68</w:t>
             </w:r>
           </w:p>
         </w:tc>
@@ -9775,7 +9775,7 @@
                 <w:color w:val="1C3A36"/>
                 <w:sz w:val="18"/>
               </w:rPr>
-              <w:t>69.09</w:t>
+              <w:t>71.11</w:t>
             </w:r>
           </w:p>
         </w:tc>
@@ -9793,7 +9793,7 @@
                 <w:color w:val="1C3A36"/>
                 <w:sz w:val="18"/>
               </w:rPr>
-              <w:t>67.61</w:t>
+              <w:t>70.36</w:t>
             </w:r>
           </w:p>
         </w:tc>
@@ -9830,7 +9830,7 @@
                 <w:color w:val="1C3A36"/>
                 <w:sz w:val="18"/>
               </w:rPr>
-              <w:t>70.79</w:t>
+              <w:t>71.23</w:t>
             </w:r>
           </w:p>
         </w:tc>
@@ -9848,7 +9848,7 @@
                 <w:color w:val="1C3A36"/>
                 <w:sz w:val="18"/>
               </w:rPr>
-              <w:t>70.06</w:t>
+              <w:t>70.93</w:t>
             </w:r>
           </w:p>
         </w:tc>
@@ -9866,7 +9866,7 @@
                 <w:color w:val="1C3A36"/>
                 <w:sz w:val="18"/>
               </w:rPr>
-              <w:t>69.14</w:t>
+              <w:t>70.52</w:t>
             </w:r>
           </w:p>
         </w:tc>
@@ -9884,7 +9884,7 @@
                 <w:color w:val="1C3A36"/>
                 <w:sz w:val="18"/>
               </w:rPr>
-              <w:t>67.98</w:t>
+              <w:t>69.96</w:t>
             </w:r>
           </w:p>
         </w:tc>
@@ -9902,7 +9902,7 @@
                 <w:color w:val="1C3A36"/>
                 <w:sz w:val="18"/>
               </w:rPr>
-              <w:t>66.53</w:t>
+              <w:t>69.22</w:t>
             </w:r>
           </w:p>
         </w:tc>
@@ -9939,7 +9939,7 @@
                 <w:color w:val="1C3A36"/>
                 <w:sz w:val="18"/>
               </w:rPr>
-              <w:t>69.65</w:t>
+              <w:t>70.08</w:t>
             </w:r>
           </w:p>
         </w:tc>
@@ -9957,7 +9957,7 @@
                 <w:color w:val="1C3A36"/>
                 <w:sz w:val="18"/>
               </w:rPr>
-              <w:t>68.94</w:t>
+              <w:t>69.79</w:t>
             </w:r>
           </w:p>
         </w:tc>
@@ -9975,7 +9975,7 @@
                 <w:color w:val="1C3A36"/>
                 <w:sz w:val="18"/>
               </w:rPr>
-              <w:t>68.03</w:t>
+              <w:t>69.39</w:t>
             </w:r>
           </w:p>
         </w:tc>
@@ -9993,7 +9993,7 @@
                 <w:color w:val="1C3A36"/>
                 <w:sz w:val="18"/>
               </w:rPr>
-              <w:t>66.90</w:t>
+              <w:t>68.84</w:t>
             </w:r>
           </w:p>
         </w:tc>
@@ -10011,7 +10011,7 @@
                 <w:color w:val="1C3A36"/>
                 <w:sz w:val="18"/>
               </w:rPr>
-              <w:t>65.47</w:t>
+              <w:t>68.12</w:t>
             </w:r>
           </w:p>
         </w:tc>
@@ -10048,7 +10048,7 @@
                 <w:color w:val="1C3A36"/>
                 <w:sz w:val="18"/>
               </w:rPr>
-              <w:t>68.55</w:t>
+              <w:t>68.97</w:t>
             </w:r>
           </w:p>
         </w:tc>
@@ -10066,7 +10066,7 @@
                 <w:color w:val="1C3A36"/>
                 <w:sz w:val="18"/>
               </w:rPr>
-              <w:t>67.84</w:t>
+              <w:t>68.68</w:t>
             </w:r>
           </w:p>
         </w:tc>
@@ -10084,7 +10084,7 @@
                 <w:color w:val="1C3A36"/>
                 <w:sz w:val="18"/>
               </w:rPr>
-              <w:t>66.96</w:t>
+              <w:t>68.29</w:t>
             </w:r>
           </w:p>
         </w:tc>
@@ -10102,7 +10102,7 @@
                 <w:color w:val="1C3A36"/>
                 <w:sz w:val="18"/>
               </w:rPr>
-              <w:t>65.84</w:t>
+              <w:t>67.75</w:t>
             </w:r>
           </w:p>
         </w:tc>
@@ -10120,7 +10120,7 @@
                 <w:color w:val="1C3A36"/>
                 <w:sz w:val="18"/>
               </w:rPr>
-              <w:t>64.45</w:t>
+              <w:t>67.04</w:t>
             </w:r>
           </w:p>
         </w:tc>
@@ -10142,7 +10142,7 @@
           <w:color w:val="6E7B77"/>
           <w:sz w:val="17"/>
         </w:rPr>
-        <w:t>Table 11 — Fair value per share across the explicit-window cost of capital and terminal growth. Growth is the WEAKER of the two levers here and it points DOWN: across a row the value moves EGP 4.43, against EGP 4.60 down a column. The paragraphs above set out why the growth axis is nearly flat — on a replacement-cost denominator this plant sits within -782 basis points of breaking even on new tonnes, so perpetual growth neither creates nor destroys much of anything.</w:t>
+        <w:t>Table 11 — Fair value per share across the explicit-window cost of capital and terminal growth. Growth is the WEAKER of the two levers here and it points DOWN: across a row the value moves EGP 2.09, against EGP 4.64 down a column. The paragraphs above set out why the growth axis is nearly flat — on a replacement-cost denominator this plant sits within -661 basis points of breaking even on new tonnes, so perpetual growth neither creates nor destroys much of anything.</w:t>
       </w:r>
     </w:p>
     <w:p>
@@ -10377,7 +10377,7 @@
                 <w:color w:val="1C3A36"/>
                 <w:sz w:val="18"/>
               </w:rPr>
-              <w:t>79.15</w:t>
+              <w:t>82.72</w:t>
             </w:r>
           </w:p>
         </w:tc>
@@ -10395,7 +10395,7 @@
                 <w:color w:val="1C3A36"/>
                 <w:sz w:val="18"/>
               </w:rPr>
-              <w:t>73.44</w:t>
+              <w:t>76.59</w:t>
             </w:r>
           </w:p>
         </w:tc>
@@ -10413,7 +10413,7 @@
                 <w:color w:val="1C3A36"/>
                 <w:sz w:val="18"/>
               </w:rPr>
-              <w:t>68.72</w:t>
+              <w:t>71.52</w:t>
             </w:r>
           </w:p>
         </w:tc>
@@ -10431,7 +10431,7 @@
                 <w:color w:val="1C3A36"/>
                 <w:sz w:val="18"/>
               </w:rPr>
-              <w:t>64.76</w:t>
+              <w:t>67.27</w:t>
             </w:r>
           </w:p>
         </w:tc>
@@ -10449,7 +10449,7 @@
                 <w:color w:val="1C3A36"/>
                 <w:sz w:val="18"/>
               </w:rPr>
-              <w:t>61.38</w:t>
+              <w:t>63.64</w:t>
             </w:r>
           </w:p>
         </w:tc>
@@ -10486,7 +10486,7 @@
                 <w:color w:val="1C3A36"/>
                 <w:sz w:val="18"/>
               </w:rPr>
-              <w:t>77.83</w:t>
+              <w:t>81.34</w:t>
             </w:r>
           </w:p>
         </w:tc>
@@ -10504,7 +10504,7 @@
                 <w:color w:val="1C3A36"/>
                 <w:sz w:val="18"/>
               </w:rPr>
-              <w:t>72.24</w:t>
+              <w:t>75.32</w:t>
             </w:r>
           </w:p>
         </w:tc>
@@ -10522,7 +10522,7 @@
                 <w:color w:val="1C3A36"/>
                 <w:sz w:val="18"/>
               </w:rPr>
-              <w:t>67.61</w:t>
+              <w:t>70.36</w:t>
             </w:r>
           </w:p>
         </w:tc>
@@ -10540,7 +10540,7 @@
                 <w:color w:val="1C3A36"/>
                 <w:sz w:val="18"/>
               </w:rPr>
-              <w:t>63.73</w:t>
+              <w:t>66.19</w:t>
             </w:r>
           </w:p>
         </w:tc>
@@ -10558,7 +10558,7 @@
                 <w:color w:val="1C3A36"/>
                 <w:sz w:val="18"/>
               </w:rPr>
-              <w:t>60.42</w:t>
+              <w:t>62.63</w:t>
             </w:r>
           </w:p>
         </w:tc>
@@ -10595,7 +10595,7 @@
                 <w:color w:val="1C3A36"/>
                 <w:sz w:val="18"/>
               </w:rPr>
-              <w:t>76.55</w:t>
+              <w:t>79.99</w:t>
             </w:r>
           </w:p>
         </w:tc>
@@ -10613,7 +10613,7 @@
                 <w:color w:val="1C3A36"/>
                 <w:sz w:val="18"/>
               </w:rPr>
-              <w:t>71.06</w:t>
+              <w:t>74.09</w:t>
             </w:r>
           </w:p>
         </w:tc>
@@ -10631,7 +10631,7 @@
                 <w:color w:val="1C3A36"/>
                 <w:sz w:val="18"/>
               </w:rPr>
-              <w:t>66.53</w:t>
+              <w:t>69.22</w:t>
             </w:r>
           </w:p>
         </w:tc>
@@ -10649,7 +10649,7 @@
                 <w:color w:val="1C3A36"/>
                 <w:sz w:val="18"/>
               </w:rPr>
-              <w:t>62.72</w:t>
+              <w:t>65.13</w:t>
             </w:r>
           </w:p>
         </w:tc>
@@ -10667,7 +10667,7 @@
                 <w:color w:val="1C3A36"/>
                 <w:sz w:val="18"/>
               </w:rPr>
-              <w:t>59.47</w:t>
+              <w:t>61.65</w:t>
             </w:r>
           </w:p>
         </w:tc>
@@ -10704,7 +10704,7 @@
                 <w:color w:val="1C3A36"/>
                 <w:sz w:val="18"/>
               </w:rPr>
-              <w:t>75.30</w:t>
+              <w:t>78.67</w:t>
             </w:r>
           </w:p>
         </w:tc>
@@ -10722,7 +10722,7 @@
                 <w:color w:val="1C3A36"/>
                 <w:sz w:val="18"/>
               </w:rPr>
-              <w:t>69.92</w:t>
+              <w:t>72.89</w:t>
             </w:r>
           </w:p>
         </w:tc>
@@ -10740,7 +10740,7 @@
                 <w:color w:val="1C3A36"/>
                 <w:sz w:val="18"/>
               </w:rPr>
-              <w:t>65.47</w:t>
+              <w:t>68.12</w:t>
             </w:r>
           </w:p>
         </w:tc>
@@ -10758,7 +10758,7 @@
                 <w:color w:val="1C3A36"/>
                 <w:sz w:val="18"/>
               </w:rPr>
-              <w:t>61.74</w:t>
+              <w:t>64.11</w:t>
             </w:r>
           </w:p>
         </w:tc>
@@ -10776,7 +10776,7 @@
                 <w:color w:val="1C3A36"/>
                 <w:sz w:val="18"/>
               </w:rPr>
-              <w:t>58.56</w:t>
+              <w:t>60.69</w:t>
             </w:r>
           </w:p>
         </w:tc>
@@ -10813,7 +10813,7 @@
                 <w:color w:val="1C3A36"/>
                 <w:sz w:val="18"/>
               </w:rPr>
-              <w:t>74.08</w:t>
+              <w:t>77.39</w:t>
             </w:r>
           </w:p>
         </w:tc>
@@ -10831,7 +10831,7 @@
                 <w:color w:val="1C3A36"/>
                 <w:sz w:val="18"/>
               </w:rPr>
-              <w:t>68.80</w:t>
+              <w:t>71.72</w:t>
             </w:r>
           </w:p>
         </w:tc>
@@ -10849,7 +10849,7 @@
                 <w:color w:val="1C3A36"/>
                 <w:sz w:val="18"/>
               </w:rPr>
-              <w:t>64.45</w:t>
+              <w:t>67.04</w:t>
             </w:r>
           </w:p>
         </w:tc>
@@ -10867,7 +10867,7 @@
                 <w:color w:val="1C3A36"/>
                 <w:sz w:val="18"/>
               </w:rPr>
-              <w:t>60.78</w:t>
+              <w:t>63.11</w:t>
             </w:r>
           </w:p>
         </w:tc>
@@ -10885,7 +10885,7 @@
                 <w:color w:val="1C3A36"/>
                 <w:sz w:val="18"/>
               </w:rPr>
-              <w:t>57.66</w:t>
+              <w:t>59.75</w:t>
             </w:r>
           </w:p>
         </w:tc>
@@ -11140,7 +11140,7 @@
                 <w:color w:val="1C3A36"/>
                 <w:sz w:val="17"/>
               </w:rPr>
-              <w:t>66.64  (+0.2%)</w:t>
+              <w:t>69.34  (+0.2%)</w:t>
             </w:r>
           </w:p>
         </w:tc>
@@ -11213,7 +11213,7 @@
                 <w:color w:val="1C3A36"/>
                 <w:sz w:val="17"/>
               </w:rPr>
-              <w:t>74.54  (+12.0%)</w:t>
+              <w:t>77.79  (+12.4%)</w:t>
             </w:r>
           </w:p>
         </w:tc>
@@ -11286,7 +11286,7 @@
                 <w:color w:val="1C3A36"/>
                 <w:sz w:val="17"/>
               </w:rPr>
-              <w:t>70.62  (+6.2%)</w:t>
+              <w:t>73.32  (+5.9%)</w:t>
             </w:r>
           </w:p>
         </w:tc>
@@ -11359,7 +11359,7 @@
                 <w:color w:val="1C3A36"/>
                 <w:sz w:val="17"/>
               </w:rPr>
-              <w:t>82.59  (+24.1%)</w:t>
+              <w:t>83.63  (+20.8%)</w:t>
             </w:r>
           </w:p>
         </w:tc>
@@ -13346,7 +13346,7 @@
           <w:color w:val="1C3A36"/>
           <w:sz w:val="21"/>
         </w:rPr>
-        <w:t>Strip out the items resolved above and the honest disagreement left is one thing: how fast does the FY2025 margin peak fade. Everything else in the bridge is either a construction error on the published target (the date mismatch, the sub-depreciation capex path, the unfunded terminal growth, the still-outstanding dividend) or a lens-weighting convention that is not a factual dispute at all. A market price of EGP 77.00 sits between this study’s central of EGP 66.53 and EFG’s corrected-for-its-own-errors figure, closer to ours — but a buyer paying spot is not implicitly endorsing either model whole. Splitting the one open question down the middle — EFG’s margin path and this study’s volume path, averaged rather than either side’s optimism taken alone — prices at EGP 65.78, -14.6% against spot. That, not either published figure, is the number this study would defend if forced to name one.</w:t>
+        <w:t>Strip out the items resolved above and the honest disagreement left is one thing: how fast does the FY2025 margin peak fade. Everything else in the bridge is either a construction error on the published target (the date mismatch, the sub-depreciation capex path, the unfunded terminal growth, the still-outstanding dividend) or a lens-weighting convention that is not a factual dispute at all. A market price of EGP 77.00 sits between this study’s central of EGP 69.22 and EFG’s corrected-for-its-own-errors figure, closer to ours — but a buyer paying spot is not implicitly endorsing either model whole. Splitting the one open question down the middle — EFG’s margin path and this study’s volume path, averaged rather than either side’s optimism taken alone — prices at EGP 65.78, -14.6% against spot. That, not either published figure, is the number this study would defend if forced to name one.</w:t>
       </w:r>
     </w:p>
     <w:p>
@@ -14933,7 +14933,7 @@
                 <w:color w:val="1C3A36"/>
                 <w:sz w:val="18"/>
               </w:rPr>
-              <w:t>24.61</w:t>
+              <w:t>27.30</w:t>
             </w:r>
           </w:p>
         </w:tc>
@@ -14953,7 +14953,7 @@
                 <w:color w:val="1C3A36"/>
                 <w:sz w:val="18"/>
               </w:rPr>
-              <w:t>66.53</w:t>
+              <w:t>69.22</w:t>
             </w:r>
           </w:p>
         </w:tc>
@@ -14973,7 +14973,7 @@
                 <w:color w:val="1C3A36"/>
                 <w:sz w:val="18"/>
               </w:rPr>
-              <w:t>67.08</w:t>
+              <w:t>69.77</w:t>
             </w:r>
           </w:p>
         </w:tc>
@@ -15013,7 +15013,7 @@
                 <w:color w:val="1C3A36"/>
                 <w:sz w:val="18"/>
               </w:rPr>
-              <w:t>-13.6%</w:t>
+              <w:t>-10.1%</w:t>
             </w:r>
           </w:p>
         </w:tc>
@@ -15362,7 +15362,7 @@
           <w:color w:val="6E7B77"/>
           <w:sz w:val="17"/>
         </w:rPr>
-        <w:t>Table 19 — Each lens as a range. The disagreement between them is information, not noise. THE CASH-FLOW RANGE IS ALMOST ENTIRELY DOWNSIDE, AND THAT IS A CLAIM RATHER THAN AN ACCIDENT: the forecast opens at 39.03% against a latest audited 39.25% — within 0.22 of a point of the best year this company has ever filed — and rises from there to 40.40%. There is almost nothing above it left to reach for, which is why the bull corner sits only +0.8% above the base while the bear corner, struck on this company's own FY2023 margin, sits -63.0% below it. A forecast sitting at the top of a filed record is a claim a reader is owed plainly, not one to be inferred from the shape of a range.</w:t>
+        <w:t>Table 19 — Each lens as a range. The disagreement between them is information, not noise. THE CASH-FLOW RANGE IS ALMOST ENTIRELY DOWNSIDE, AND THAT IS A CLAIM RATHER THAN AN ACCIDENT: the forecast opens at 39.03% against a latest audited 39.25% — within 0.22 of a point of the best year this company has ever filed — and rises from there to 40.40%. There is almost nothing above it left to reach for, which is why the bull corner sits only +0.8% above the base while the bear corner, struck on this company's own FY2023 margin, sits -60.6% below it. A forecast sitting at the top of a filed record is a claim a reader is owed plainly, not one to be inferred from the shape of a range.</w:t>
       </w:r>
     </w:p>
     <w:p>
@@ -15376,7 +15376,7 @@
           <w:color w:val="1C3A36"/>
           <w:sz w:val="21"/>
         </w:rPr>
-        <w:t>The lenses do not agree, and the pattern of their disagreement is the most useful thing in this study. EVERY lens sits BELOW the market price: Relative multiples, Asset / replacement cost and DCF (cash flow), at EGP 45.65 and EGP 65.57 and EGP 66.53. Not one read in this study reaches what the shares trade at, which is a stronger statement than any single lens makes and is the thing to weigh first. The split is not assets against earnings. It runs between what the plant can be expected to EARN or COST from here, which both land above the market, and what the market is currently willing to PAY for a pound of Egyptian cement earnings, which is what the two multiple-based lenses measure and which lands below. A cement peer group trading at 6.2 times earnings in a country whose policy rate has a two in front of it is not obviously mispricing anything; it is discounting the same restart programme this study discounts, only harder and sooner.</w:t>
+        <w:t>The lenses do not agree, and the pattern of their disagreement is the most useful thing in this study. EVERY lens sits BELOW the market price: Relative multiples, Asset / replacement cost and DCF (cash flow), at EGP 45.65 and EGP 65.57 and EGP 69.22. Not one read in this study reaches what the shares trade at, which is a stronger statement than any single lens makes and is the thing to weigh first. The split is not assets against earnings. It runs between what the plant can be expected to EARN or COST from here, which both land above the market, and what the market is currently willing to PAY for a pound of Egyptian cement earnings, which is what the two multiple-based lenses measure and which lands below. A cement peer group trading at 6.2 times earnings in a country whose policy rate has a two in front of it is not obviously mispricing anything; it is discounting the same restart programme this study discounts, only harder and sooner.</w:t>
       </w:r>
     </w:p>
     <w:p>
@@ -15390,7 +15390,7 @@
           <w:color w:val="1C3A36"/>
           <w:sz w:val="21"/>
         </w:rPr>
-        <w:t>This edition does not resolve that by weighting. A previous one blended the four readings at 50%/20%/22%/8% and published the average, EGP 58.56; but those weights were chosen rather than tested, and an average of four methods is a fifth method nobody has checked, carrying every weakness of the weakest at whatever weight somebody typed. The value published here is the cash-flow lens alone, EGP 66.53 against EGP 77.00 — -13.6% — and the other readings are printed beside it so the disagreement is visible rather than averaged away. A reader who believes replacement cost is a floor rather than a ceiling can read EGP 65.57 off the same table and reach the opposite conclusion; the case against doing so is the 12.6Mt restart programme, and it is a testable one.</w:t>
+        <w:t>This edition does not resolve that by weighting. A previous one blended the four readings at 50%/20%/22%/8% and published the average, EGP 59.91; but those weights were chosen rather than tested, and an average of four methods is a fifth method nobody has checked, carrying every weakness of the weakest at whatever weight somebody typed. The value published here is the cash-flow lens alone, EGP 69.22 against EGP 77.00 — -10.1% — and the other readings are printed beside it so the disagreement is visible rather than averaged away. A reader who believes replacement cost is a floor rather than a ceiling can read EGP 65.57 off the same table and reach the opposite conclusion; the case against doing so is the 12.6Mt restart programme, and it is a testable one.</w:t>
       </w:r>
     </w:p>
     <w:p>
@@ -15404,7 +15404,7 @@
           <w:color w:val="1C3A36"/>
           <w:sz w:val="21"/>
         </w:rPr>
-        <w:t>Against the technical picture, the two readings are in tension, and the tension is entirely one-sided. On the price history the read was built from, the share was above its whole moving-average stack on a rising 200-day and at 98% of its 52-week intraday high of EGP 60.40. The latest close of EGP 77.00 is +27.5% beyond even that high, so the tape has run past every level the structure identified. Against it, every one of this study's 3 valuation lenses sits BELOW the market, the nearest at -13.6% — there is no reading here that supports the price, which is a stronger and less comfortable statement than any single lens makes. Momentum is with the market and value is not, and this study takes no view on which resolves first.</w:t>
+        <w:t>Against the technical picture, the two readings are in tension, and the tension is entirely one-sided. On the price history the read was built from, the share was above its whole moving-average stack on a rising 200-day and at 98% of its 52-week intraday high of EGP 60.40. The latest close of EGP 77.00 is +27.5% beyond even that high, so the tape has run past every level the structure identified. Against it, every one of this study's 3 valuation lenses sits BELOW the market, the nearest at -10.1% — there is no reading here that supports the price, which is a stronger and less comfortable statement than any single lens makes. Momentum is with the market and value is not, and this study takes no view on which resolves first.</w:t>
       </w:r>
     </w:p>
     <w:p>
@@ -16046,7 +16046,7 @@
           <w:color w:val="1C3A36"/>
           <w:sz w:val="21"/>
         </w:rPr>
-        <w:t>Four reviewers tested the previous edition. Between them they showed that its volume came from an assumed price rather than from the plant, that its FY2025 validation was an identity that could not fail, that its terminal capital was measured in valuation-date pounds against a terminal-year cash flow, that its terminal cost of debt sat 250 basis points below its own terminal risk-free rate, that its terminal risk-free rate used the central bank's near-dated inflation target rather than its medium-term one, that its discount factors applied each year's rate one period late, that its beta was levered twice, and that ten rows of its income statement were labelled one row above their contents. All of that is corrected here. The central fair value moves from EGP 61.30 to EGP 66.53, and the conclusion moves from a premium over the market of that day to a discount of -13.6% against the latest close — large enough that this edition carries the gap review its own standing threshold requires, rather than being waved through as a small difference.</w:t>
+        <w:t>Four reviewers tested the previous edition. Between them they showed that its volume came from an assumed price rather than from the plant, that its FY2025 validation was an identity that could not fail, that its terminal capital was measured in valuation-date pounds against a terminal-year cash flow, that its terminal cost of debt sat 250 basis points below its own terminal risk-free rate, that its terminal risk-free rate used the central bank's near-dated inflation target rather than its medium-term one, that its discount factors applied each year's rate one period late, that its beta was levered twice, and that ten rows of its income statement were labelled one row above their contents. All of that is corrected here. The central fair value moves from EGP 61.30 to EGP 69.22, and the conclusion moves from a premium over the market of that day to a discount of -10.1% against the latest close — large enough that this edition carries the gap review its own standing threshold requires, rather than being waved through as a small difference.</w:t>
       </w:r>
     </w:p>
     <w:p>
@@ -16193,7 +16193,7 @@
           <w:color w:val="1C3A36"/>
           <w:sz w:val="21"/>
         </w:rPr>
-        <w:t>Return on capital is 60.6% on the audited book and 10.52% on replacement cost. The terminal block uses replacement cost, which leaves the plant roughly breaking even on new tonnes — 10.52% against a hurdle of 18.34%, so four points of terminal growth are worth -6.0% of value and the answer does not rest on the rate. On the book basis growth would be close to free and the valuation materially higher. The case for replacement cost is that the book carries a 2010-vintage plant at a tenth of what one would cost to build today, but a reader is entitled to disagree.</w:t>
+        <w:t>Return on capital is 60.6% on the audited book and 11.73% on replacement cost. The terminal block uses replacement cost, which leaves the plant roughly breaking even on new tonnes — 11.73% against a hurdle of 18.34%, so four points of terminal growth are worth -2.8% of value and the answer does not rest on the rate. On the book basis growth would be close to free and the valuation materially higher. The case for replacement cost is that the book carries a 2010-vintage plant at a tenth of what one would cost to build today, but a reader is entitled to disagree.</w:t>
       </w:r>
     </w:p>
     <w:p>
@@ -16458,7 +16458,7 @@
                 <w:color w:val="1C3A36"/>
                 <w:sz w:val="17"/>
               </w:rPr>
-              <w:t>62.53</w:t>
+              <w:t>65.22</w:t>
             </w:r>
           </w:p>
         </w:tc>
@@ -16476,7 +16476,7 @@
                 <w:color w:val="1C3A36"/>
                 <w:sz w:val="17"/>
               </w:rPr>
-              <w:t>64.53</w:t>
+              <w:t>67.22</w:t>
             </w:r>
           </w:p>
         </w:tc>
@@ -16494,7 +16494,7 @@
                 <w:color w:val="1C3A36"/>
                 <w:sz w:val="17"/>
               </w:rPr>
-              <w:t>66.53</w:t>
+              <w:t>69.22</w:t>
             </w:r>
           </w:p>
         </w:tc>
@@ -16512,7 +16512,7 @@
                 <w:color w:val="1C3A36"/>
                 <w:sz w:val="17"/>
               </w:rPr>
-              <w:t>68.53</w:t>
+              <w:t>71.22</w:t>
             </w:r>
           </w:p>
         </w:tc>
@@ -16530,7 +16530,7 @@
                 <w:color w:val="1C3A36"/>
                 <w:sz w:val="17"/>
               </w:rPr>
-              <w:t>70.53</w:t>
+              <w:t>73.22</w:t>
             </w:r>
           </w:p>
         </w:tc>
@@ -16733,7 +16733,7 @@
                 <w:color w:val="1C3A36"/>
                 <w:sz w:val="17"/>
               </w:rPr>
-              <w:t>56.68</w:t>
+              <w:t>59.37</w:t>
             </w:r>
           </w:p>
         </w:tc>
@@ -16751,7 +16751,7 @@
                 <w:color w:val="1C3A36"/>
                 <w:sz w:val="17"/>
               </w:rPr>
-              <w:t>61.61</w:t>
+              <w:t>64.30</w:t>
             </w:r>
           </w:p>
         </w:tc>
@@ -16769,7 +16769,7 @@
                 <w:color w:val="1C3A36"/>
                 <w:sz w:val="17"/>
               </w:rPr>
-              <w:t>66.53</w:t>
+              <w:t>69.22</w:t>
             </w:r>
           </w:p>
         </w:tc>
@@ -16787,7 +16787,7 @@
                 <w:color w:val="1C3A36"/>
                 <w:sz w:val="17"/>
               </w:rPr>
-              <w:t>71.45</w:t>
+              <w:t>74.15</w:t>
             </w:r>
           </w:p>
         </w:tc>
@@ -16805,7 +16805,7 @@
                 <w:color w:val="1C3A36"/>
                 <w:sz w:val="17"/>
               </w:rPr>
-              <w:t>76.38</w:t>
+              <w:t>79.07</w:t>
             </w:r>
           </w:p>
         </w:tc>
@@ -18495,7 +18495,7 @@
                 <w:color w:val="1C3A36"/>
                 <w:sz w:val="16"/>
               </w:rPr>
-              <w:t>359</w:t>
+              <w:t>358</w:t>
             </w:r>
           </w:p>
         </w:tc>
@@ -18513,7 +18513,7 @@
                 <w:color w:val="1C3A36"/>
                 <w:sz w:val="16"/>
               </w:rPr>
-              <w:t>496</w:t>
+              <w:t>495</w:t>
             </w:r>
           </w:p>
         </w:tc>
@@ -18531,7 +18531,7 @@
                 <w:color w:val="1C3A36"/>
                 <w:sz w:val="16"/>
               </w:rPr>
-              <w:t>663</w:t>
+              <w:t>662</w:t>
             </w:r>
           </w:p>
         </w:tc>
@@ -18658,7 +18658,7 @@
                 <w:color w:val="1C3A36"/>
                 <w:sz w:val="16"/>
               </w:rPr>
-              <w:t>6,499</w:t>
+              <w:t>6,498</w:t>
             </w:r>
           </w:p>
         </w:tc>
@@ -18676,7 +18676,7 @@
                 <w:color w:val="1C3A36"/>
                 <w:sz w:val="16"/>
               </w:rPr>
-              <w:t>7,102</w:t>
+              <w:t>7,101</w:t>
             </w:r>
           </w:p>
         </w:tc>
@@ -18694,7 +18694,7 @@
                 <w:color w:val="1C3A36"/>
                 <w:sz w:val="16"/>
               </w:rPr>
-              <w:t>7,732</w:t>
+              <w:t>7,731</w:t>
             </w:r>
           </w:p>
         </w:tc>
@@ -18839,7 +18839,7 @@
                 <w:color w:val="1C3A36"/>
                 <w:sz w:val="16"/>
               </w:rPr>
-              <w:t>(1,692)</w:t>
+              <w:t>(1,691)</w:t>
             </w:r>
           </w:p>
         </w:tc>
@@ -18857,7 +18857,7 @@
                 <w:color w:val="1C3A36"/>
                 <w:sz w:val="16"/>
               </w:rPr>
-              <w:t>(1,842)</w:t>
+              <w:t>(1,841)</w:t>
             </w:r>
           </w:p>
         </w:tc>
@@ -18998,7 +18998,7 @@
                 <w:color w:val="1C3A36"/>
                 <w:sz w:val="16"/>
               </w:rPr>
-              <w:t>4,951</w:t>
+              <w:t>4,950</w:t>
             </w:r>
           </w:p>
         </w:tc>
@@ -19018,7 +19018,7 @@
                 <w:color w:val="1C3A36"/>
                 <w:sz w:val="16"/>
               </w:rPr>
-              <w:t>5,410</w:t>
+              <w:t>5,409</w:t>
             </w:r>
           </w:p>
         </w:tc>
@@ -19038,7 +19038,7 @@
                 <w:color w:val="1C3A36"/>
                 <w:sz w:val="16"/>
               </w:rPr>
-              <w:t>5,891</w:t>
+              <w:t>5,889</w:t>
             </w:r>
           </w:p>
         </w:tc>
@@ -19582,7 +19582,7 @@
                 <w:color w:val="1C3A36"/>
                 <w:sz w:val="16"/>
               </w:rPr>
-              <w:t>12,645</w:t>
+              <w:t>12,644</w:t>
             </w:r>
           </w:p>
         </w:tc>
@@ -19602,7 +19602,7 @@
                 <w:color w:val="1C3A36"/>
                 <w:sz w:val="16"/>
               </w:rPr>
-              <w:t>15,047</w:t>
+              <w:t>15,046</w:t>
             </w:r>
           </w:p>
         </w:tc>
@@ -19622,7 +19622,7 @@
                 <w:color w:val="1C3A36"/>
                 <w:sz w:val="16"/>
               </w:rPr>
-              <w:t>17,662</w:t>
+              <w:t>17,661</w:t>
             </w:r>
           </w:p>
         </w:tc>
@@ -19713,7 +19713,7 @@
                 <w:color w:val="1C3A36"/>
                 <w:sz w:val="16"/>
               </w:rPr>
-              <w:t>2,509</w:t>
+              <w:t>2,506</w:t>
             </w:r>
           </w:p>
         </w:tc>
@@ -19731,7 +19731,7 @@
                 <w:color w:val="1C3A36"/>
                 <w:sz w:val="16"/>
               </w:rPr>
-              <w:t>3,716</w:t>
+              <w:t>3,709</w:t>
             </w:r>
           </w:p>
         </w:tc>
@@ -19749,7 +19749,7 @@
                 <w:color w:val="1C3A36"/>
                 <w:sz w:val="16"/>
               </w:rPr>
-              <w:t>5,196</w:t>
+              <w:t>5,185</w:t>
             </w:r>
           </w:p>
         </w:tc>
@@ -19767,7 +19767,7 @@
                 <w:color w:val="1C3A36"/>
                 <w:sz w:val="16"/>
               </w:rPr>
-              <w:t>6,929</w:t>
+              <w:t>6,913</w:t>
             </w:r>
           </w:p>
         </w:tc>
@@ -19785,7 +19785,7 @@
                 <w:color w:val="1C3A36"/>
                 <w:sz w:val="16"/>
               </w:rPr>
-              <w:t>8,906</w:t>
+              <w:t>8,886</w:t>
             </w:r>
           </w:p>
         </w:tc>
@@ -20039,7 +20039,7 @@
                 <w:color w:val="1C3A36"/>
                 <w:sz w:val="16"/>
               </w:rPr>
-              <w:t>-1,374</w:t>
+              <w:t>-1,371</w:t>
             </w:r>
           </w:p>
         </w:tc>
@@ -20057,7 +20057,7 @@
                 <w:color w:val="1C3A36"/>
                 <w:sz w:val="16"/>
               </w:rPr>
-              <w:t>-2,581</w:t>
+              <w:t>-2,574</w:t>
             </w:r>
           </w:p>
         </w:tc>
@@ -20075,7 +20075,7 @@
                 <w:color w:val="1C3A36"/>
                 <w:sz w:val="16"/>
               </w:rPr>
-              <w:t>-4,061</w:t>
+              <w:t>-4,050</w:t>
             </w:r>
           </w:p>
         </w:tc>
@@ -20093,7 +20093,7 @@
                 <w:color w:val="1C3A36"/>
                 <w:sz w:val="16"/>
               </w:rPr>
-              <w:t>-5,794</w:t>
+              <w:t>-5,778</w:t>
             </w:r>
           </w:p>
         </w:tc>
@@ -20111,7 +20111,7 @@
                 <w:color w:val="1C3A36"/>
                 <w:sz w:val="16"/>
               </w:rPr>
-              <w:t>-7,771</w:t>
+              <w:t>-7,751</w:t>
             </w:r>
           </w:p>
         </w:tc>
@@ -20274,7 +20274,7 @@
                 <w:color w:val="1C3A36"/>
                 <w:sz w:val="16"/>
               </w:rPr>
-              <w:t>13,522</w:t>
+              <w:t>13,520</w:t>
             </w:r>
           </w:p>
         </w:tc>
@@ -20401,7 +20401,7 @@
                 <w:color w:val="1C3A36"/>
                 <w:sz w:val="16"/>
               </w:rPr>
-              <w:t>22.69</w:t>
+              <w:t>22.68</w:t>
             </w:r>
           </w:p>
         </w:tc>
@@ -20853,7 +20853,7 @@
                 <w:color w:val="1C3A36"/>
                 <w:sz w:val="17"/>
               </w:rPr>
-              <w:t>4,951</w:t>
+              <w:t>4,950</w:t>
             </w:r>
           </w:p>
         </w:tc>
@@ -20871,7 +20871,7 @@
                 <w:color w:val="1C3A36"/>
                 <w:sz w:val="17"/>
               </w:rPr>
-              <w:t>5,410</w:t>
+              <w:t>5,409</w:t>
             </w:r>
           </w:p>
         </w:tc>
@@ -20889,7 +20889,7 @@
                 <w:color w:val="1C3A36"/>
                 <w:sz w:val="17"/>
               </w:rPr>
-              <w:t>5,891</w:t>
+              <w:t>5,889</w:t>
             </w:r>
           </w:p>
         </w:tc>
@@ -21035,7 +21035,7 @@
                 <w:color w:val="1C3A36"/>
                 <w:sz w:val="17"/>
               </w:rPr>
-              <w:t>-108</w:t>
+              <w:t>-111</w:t>
             </w:r>
           </w:p>
         </w:tc>
@@ -21053,7 +21053,7 @@
                 <w:color w:val="1C3A36"/>
                 <w:sz w:val="17"/>
               </w:rPr>
-              <w:t>-196</w:t>
+              <w:t>-201</w:t>
             </w:r>
           </w:p>
         </w:tc>
@@ -21071,7 +21071,7 @@
                 <w:color w:val="1C3A36"/>
                 <w:sz w:val="17"/>
               </w:rPr>
-              <w:t>-175</w:t>
+              <w:t>-179</w:t>
             </w:r>
           </w:p>
         </w:tc>
@@ -21089,7 +21089,7 @@
                 <w:color w:val="1C3A36"/>
                 <w:sz w:val="17"/>
               </w:rPr>
-              <w:t>-150</w:t>
+              <w:t>-153</w:t>
             </w:r>
           </w:p>
         </w:tc>
@@ -21107,7 +21107,7 @@
                 <w:color w:val="1C3A36"/>
                 <w:sz w:val="17"/>
               </w:rPr>
-              <w:t>-150</w:t>
+              <w:t>-153</w:t>
             </w:r>
           </w:p>
         </w:tc>
@@ -21289,7 +21289,7 @@
                 <w:color w:val="1C3A36"/>
                 <w:sz w:val="17"/>
               </w:rPr>
-              <w:t>-2,753</w:t>
+              <w:t>-2,752</w:t>
             </w:r>
           </w:p>
         </w:tc>
@@ -21325,7 +21325,7 @@
                 <w:color w:val="1C3A36"/>
                 <w:sz w:val="17"/>
               </w:rPr>
-              <w:t>-3,275</w:t>
+              <w:t>-3,274</w:t>
             </w:r>
           </w:p>
         </w:tc>
@@ -21366,7 +21366,7 @@
                 <w:color w:val="1C3A36"/>
                 <w:sz w:val="17"/>
               </w:rPr>
-              <w:t>2,509</w:t>
+              <w:t>2,506</w:t>
             </w:r>
           </w:p>
         </w:tc>
@@ -21386,7 +21386,7 @@
                 <w:color w:val="1C3A36"/>
                 <w:sz w:val="17"/>
               </w:rPr>
-              <w:t>3,716</w:t>
+              <w:t>3,709</w:t>
             </w:r>
           </w:p>
         </w:tc>
@@ -21406,7 +21406,7 @@
                 <w:color w:val="1C3A36"/>
                 <w:sz w:val="17"/>
               </w:rPr>
-              <w:t>5,196</w:t>
+              <w:t>5,185</w:t>
             </w:r>
           </w:p>
         </w:tc>
@@ -21426,7 +21426,7 @@
                 <w:color w:val="1C3A36"/>
                 <w:sz w:val="17"/>
               </w:rPr>
-              <w:t>6,929</w:t>
+              <w:t>6,913</w:t>
             </w:r>
           </w:p>
         </w:tc>
@@ -21446,7 +21446,7 @@
                 <w:color w:val="1C3A36"/>
                 <w:sz w:val="17"/>
               </w:rPr>
-              <w:t>8,906</w:t>
+              <w:t>8,886</w:t>
             </w:r>
           </w:p>
         </w:tc>
@@ -21483,7 +21483,7 @@
                 <w:color w:val="1C3A36"/>
                 <w:sz w:val="17"/>
               </w:rPr>
-              <w:t>1,545</w:t>
+              <w:t>1,544</w:t>
             </w:r>
           </w:p>
         </w:tc>
@@ -21501,7 +21501,7 @@
                 <w:color w:val="1C3A36"/>
                 <w:sz w:val="17"/>
               </w:rPr>
-              <w:t>3,480</w:t>
+              <w:t>3,476</w:t>
             </w:r>
           </w:p>
         </w:tc>
@@ -21519,7 +21519,7 @@
                 <w:color w:val="1C3A36"/>
                 <w:sz w:val="17"/>
               </w:rPr>
-              <w:t>3,960</w:t>
+              <w:t>3,955</w:t>
             </w:r>
           </w:p>
         </w:tc>
@@ -21537,7 +21537,7 @@
                 <w:color w:val="1C3A36"/>
                 <w:sz w:val="17"/>
               </w:rPr>
-              <w:t>4,362</w:t>
+              <w:t>4,359</w:t>
             </w:r>
           </w:p>
         </w:tc>
@@ -21555,7 +21555,7 @@
                 <w:color w:val="1C3A36"/>
                 <w:sz w:val="17"/>
               </w:rPr>
-              <w:t>4,747</w:t>
+              <w:t>4,743</w:t>
             </w:r>
           </w:p>
         </w:tc>
@@ -22181,7 +22181,7 @@
                 <w:color w:val="1C3A36"/>
                 <w:sz w:val="16"/>
               </w:rPr>
-              <w:t>6,499</w:t>
+              <w:t>6,498</w:t>
             </w:r>
           </w:p>
         </w:tc>
@@ -22201,7 +22201,7 @@
                 <w:color w:val="1C3A36"/>
                 <w:sz w:val="16"/>
               </w:rPr>
-              <w:t>7,102</w:t>
+              <w:t>7,101</w:t>
             </w:r>
           </w:p>
         </w:tc>
@@ -22221,7 +22221,7 @@
                 <w:color w:val="1C3A36"/>
                 <w:sz w:val="16"/>
               </w:rPr>
-              <w:t>7,732</w:t>
+              <w:t>7,731</w:t>
             </w:r>
           </w:p>
         </w:tc>
@@ -22276,7 +22276,7 @@
                 <w:color w:val="1C3A36"/>
                 <w:sz w:val="16"/>
               </w:rPr>
-              <w:t>2,642</w:t>
+              <w:t>2,641</w:t>
             </w:r>
           </w:p>
         </w:tc>
@@ -22294,7 +22294,7 @@
                 <w:color w:val="1C3A36"/>
                 <w:sz w:val="16"/>
               </w:rPr>
-              <w:t>3,926</w:t>
+              <w:t>3,925</w:t>
             </w:r>
           </w:p>
         </w:tc>
@@ -22331,7 +22331,7 @@
                 <w:color w:val="1C3A36"/>
                 <w:sz w:val="16"/>
               </w:rPr>
-              <w:t>42,134</w:t>
+              <w:t>42,128</w:t>
             </w:r>
           </w:p>
         </w:tc>
@@ -22349,7 +22349,7 @@
                 <w:color w:val="1C3A36"/>
                 <w:sz w:val="16"/>
               </w:rPr>
-              <w:t>268,321</w:t>
+              <w:t>268,271</w:t>
             </w:r>
           </w:p>
         </w:tc>
@@ -22367,7 +22367,7 @@
                 <w:color w:val="1C3A36"/>
                 <w:sz w:val="16"/>
               </w:rPr>
-              <w:t>360,862</w:t>
+              <w:t>360,783</w:t>
             </w:r>
           </w:p>
         </w:tc>
@@ -23544,7 +23544,7 @@
           <w:color w:val="1C3A36"/>
           <w:sz w:val="21"/>
         </w:rPr>
-        <w:t>EGP 57.02 to EGP 75.41, central EGP 64.90 (-15.7% against the market price of EGP 77.00).</w:t>
+        <w:t>EGP 56.96 to EGP 75.34, central EGP 64.84 (-15.8% against the market price of EGP 77.00).</w:t>
       </w:r>
     </w:p>
     <w:p>
@@ -23558,7 +23558,7 @@
           <w:color w:val="1C3A36"/>
           <w:sz w:val="21"/>
         </w:rPr>
-        <w:t>Ignores the terminal value and asks what the cash stream is worth to someone who has to be paid in cash. Average free cash flow to the firm across FY2027-FY2030 is EGP 4137mn; required at a 17.5% cash return that is a business worth EGP 23642mn before net cash of EGP 687mn is added back. This is not hypothetical: the company declared EGP 2002mn for FY2025 on EGP 3600mn of attributable profit, a 56% payout, and the audited cash flow shows EGP 1702mn actually paid out during 2025.</w:t>
+        <w:t>Ignores the terminal value and asks what the cash stream is worth to someone who has to be paid in cash. Average free cash flow to the firm across FY2027-FY2030 is EGP 4133mn; required at a 17.5% cash return that is a business worth EGP 23619mn before net cash of EGP 687mn is added back. This is not hypothetical: the company declared EGP 2002mn for FY2025 on EGP 3600mn of attributable profit, a 56% payout, and the audited cash flow shows EGP 1702mn actually paid out during 2025.</w:t>
       </w:r>
     </w:p>
     <w:p>
@@ -23581,7 +23581,7 @@
           <w:color w:val="1C3A36"/>
           <w:sz w:val="21"/>
         </w:rPr>
-        <w:t>A required cash return above 20% takes this valuation to EGP 57.02. So would maintenance capital spending materially above the USD 3.23 per tonne assumed here — the audited FY2024 and FY2025 capex of EGP 912mn and EGP 796mn is the number to watch, and both years carried the alternative-fuel and silo programmes on top of maintenance.</w:t>
+        <w:t>A required cash return above 20% takes this valuation to EGP 56.96. So would maintenance capital spending materially above the USD 3.23 per tonne assumed here — the audited FY2024 and FY2025 capex of EGP 912mn and EGP 796mn is the number to watch, and both years carried the alternative-fuel and silo programmes on top of maintenance.</w:t>
       </w:r>
     </w:p>
     <w:tbl>
@@ -23923,7 +23923,7 @@
                 <w:color w:val="1C3A36"/>
                 <w:sz w:val="18"/>
               </w:rPr>
-              <w:t>57.02</w:t>
+              <w:t>56.96</w:t>
             </w:r>
           </w:p>
         </w:tc>
@@ -23941,7 +23941,7 @@
                 <w:color w:val="1C3A36"/>
                 <w:sz w:val="18"/>
               </w:rPr>
-              <w:t>64.90</w:t>
+              <w:t>64.84</w:t>
             </w:r>
           </w:p>
         </w:tc>
@@ -23959,7 +23959,7 @@
                 <w:color w:val="1C3A36"/>
                 <w:sz w:val="18"/>
               </w:rPr>
-              <w:t>75.41</w:t>
+              <w:t>75.34</w:t>
             </w:r>
           </w:p>
         </w:tc>
@@ -23977,7 +23977,7 @@
                 <w:color w:val="1C3A36"/>
                 <w:sz w:val="18"/>
               </w:rPr>
-              <w:t>-15.7%</w:t>
+              <w:t>-15.8%</w:t>
             </w:r>
           </w:p>
         </w:tc>
@@ -24038,7 +24038,7 @@
                 <w:color w:val="1C3A36"/>
                 <w:sz w:val="18"/>
               </w:rPr>
-              <w:t>64.90</w:t>
+              <w:t>64.84</w:t>
             </w:r>
           </w:p>
         </w:tc>
@@ -24078,7 +24078,7 @@
                 <w:color w:val="1C3A36"/>
                 <w:sz w:val="18"/>
               </w:rPr>
-              <w:t>-15.7%</w:t>
+              <w:t>-15.8%</w:t>
             </w:r>
           </w:p>
         </w:tc>
@@ -24100,7 +24100,7 @@
           <w:color w:val="6E7B77"/>
           <w:sz w:val="17"/>
         </w:rPr>
-        <w:t>Table C1 — The panel. The median of the three, EGP 64.90, sits -2.5% from this study's own central of EGP 66.53 and -15.7% from the market price. It is NOT a confirmation of anything: two of the three panel methods are anchored on the same forecast the central uses, and the one that is not — replacement cost — is the highest read in the study. An earlier edition compared this median to a weighted average of four lenses; those weights are retired, and the comparison is now against the published central.</w:t>
+        <w:t>Table C1 — The panel. The median of the three, EGP 64.84, sits -6.3% from this study's own central of EGP 69.22 and -15.8% from the market price. It is NOT a confirmation of anything: two of the three panel methods are anchored on the same forecast the central uses, and the one that is not — replacement cost — is the highest read in the study. An earlier edition compared this median to a weighted average of four lenses; those weights are retired, and the comparison is now against the published central.</w:t>
       </w:r>
     </w:p>
     <w:p>
@@ -24451,7 +24451,7 @@
                 <w:color w:val="1C3A36"/>
                 <w:sz w:val="16"/>
               </w:rPr>
-              <w:t>It is the point of the range: the bull corner is EGP 65.57, barely above the central of EGP 66.53, while the bear corner is EGP 45.65 on the FY2023 margin this company actually filed. Essentially the whole range is downside, and a symmetric band would have concealed that.</w:t>
+              <w:t>It is the point of the range: the bull corner is EGP 65.57, barely above the central of EGP 69.22, while the bear corner is EGP 45.65 on the FY2023 margin this company actually filed. Essentially the whole range is downside, and a symmetric band would have concealed that.</w:t>
             </w:r>
           </w:p>
         </w:tc>
@@ -24524,7 +24524,7 @@
                 <w:color w:val="1C3A36"/>
                 <w:sz w:val="16"/>
               </w:rPr>
-              <w:t>The own-stock regression against the EGX30 returns 0.698 on an R-squared of 4.7%, below the usability floor, so tier 1 is not available. On the regression the lens would read EGP 74.54 against EGP 66.53 — +12.0%. The study's largest is terminal useful life at +24.1%.</w:t>
+              <w:t>The own-stock regression against the EGX30 returns 0.698 on an R-squared of 4.7%, below the usability floor, so tier 1 is not available. On the regression the lens would read EGP 77.79 against EGP 69.22 — +12.4%. The study's largest is terminal useful life at +20.8%.</w:t>
             </w:r>
           </w:p>
         </w:tc>
@@ -24670,7 +24670,7 @@
                 <w:color w:val="1C3A36"/>
                 <w:sz w:val="16"/>
               </w:rPr>
-              <w:t>Measured on this company's own returns. The return on replacement-cost capital is 10.52% against a terminal cost of capital of 18.34% — short of it by 782 basis points — so moving terminal growth from 3% to 7% takes the value from EGP 70.79 DOWN to EGP 66.53, -6.0%, about 1.07 a share for each point of growth, and the WRONG way. Growth funded at a return below the cost of capital destroys value, and section 1.8 shows the arithmetic.</w:t>
+              <w:t>Measured on this company's own returns. The return on replacement-cost capital is 11.73% against a terminal cost of capital of 18.34% — short of it by 661 basis points — so moving terminal growth from 3% to 7% takes the value from EGP 71.23 DOWN to EGP 69.22, -2.8%, about 0.50 a share for each point of growth, and the WRONG way. Growth funded at a return below the cost of capital destroys value, and section 1.8 shows the arithmetic.</w:t>
             </w:r>
           </w:p>
         </w:tc>
@@ -24720,7 +24720,7 @@
           <w:color w:val="1C3A36"/>
           <w:sz w:val="21"/>
         </w:rPr>
-        <w:t>Put in one room the three methods land between EGP 49.64 and EGP 65.57, a spread of 32.1% of the lower number, with a median of EGP 64.90 against a market price of EGP 77.00 — -15.7%. All three sit below the price, and so does the study's own central of EGP 66.53.</w:t>
+        <w:t>Put in one room the three methods land between EGP 49.64 and EGP 65.57, a spread of 32.1% of the lower number, with a median of EGP 64.84 against a market price of EGP 77.00 — -15.8%. All three sit below the price, and so does the study's own central of EGP 69.22.</w:t>
       </w:r>
     </w:p>
     <w:p>
@@ -24937,7 +24937,7 @@
                 <w:color w:val="1C3A36"/>
                 <w:sz w:val="16"/>
               </w:rPr>
-              <w:t>0.67</w:t>
+              <w:t>0.73</w:t>
             </w:r>
           </w:p>
         </w:tc>
@@ -24955,7 +24955,7 @@
                 <w:color w:val="1C3A36"/>
                 <w:sz w:val="16"/>
               </w:rPr>
-              <w:t>1.0%</w:t>
+              <w:t>1.1%</w:t>
             </w:r>
           </w:p>
         </w:tc>
@@ -25119,7 +25119,7 @@
                 <w:color w:val="1C3A36"/>
                 <w:sz w:val="16"/>
               </w:rPr>
-              <w:t>15.26</w:t>
+              <w:t>15.20</w:t>
             </w:r>
           </w:p>
         </w:tc>
@@ -25137,7 +25137,7 @@
                 <w:color w:val="1C3A36"/>
                 <w:sz w:val="16"/>
               </w:rPr>
-              <w:t>30.7%</w:t>
+              <w:t>30.6%</w:t>
             </w:r>
           </w:p>
         </w:tc>
@@ -25210,7 +25210,7 @@
                 <w:color w:val="1C3A36"/>
                 <w:sz w:val="16"/>
               </w:rPr>
-              <w:t>-1.63</w:t>
+              <w:t>-4.38</w:t>
             </w:r>
           </w:p>
         </w:tc>
@@ -25228,7 +25228,7 @@
                 <w:color w:val="1C3A36"/>
                 <w:sz w:val="16"/>
               </w:rPr>
-              <w:t>2.5%</w:t>
+              <w:t>6.3%</w:t>
             </w:r>
           </w:p>
         </w:tc>

--- a/engine/arcc_study/ARCC_Valuation_Study_09-09-2026_public.docx
+++ b/engine/arcc_study/ARCC_Valuation_Study_09-09-2026_public.docx
@@ -197,6 +197,20 @@
           <w:sz w:val="30"/>
         </w:rPr>
         <w:t>Headline</w:t>
+      </w:r>
+    </w:p>
+    <w:p>
+      <w:pPr>
+        <w:spacing w:after="120" w:before="0"/>
+      </w:pPr>
+      <w:r>
+        <w:rPr>
+          <w:b w:val="0"/>
+          <w:i w:val="0"/>
+          <w:color w:val="6E7B77"/>
+          <w:sz w:val="16"/>
+        </w:rPr>
+        <w:t>PRICE DATE 3 September 2026 — the latest known close of EGP 77.00, the price this valuation is measured against.   ISSUE DATE 9 September 2026 — the day this edition was issued. A recalibration issues a NEW document carrying its own issue date; the two dates are stated separately because they are not the same fact [R-DOC-03].</w:t>
       </w:r>
     </w:p>
     <w:p>
@@ -11409,7 +11423,7 @@
           <w:color w:val="1C3A36"/>
           <w:sz w:val="21"/>
         </w:rPr>
-        <w:t>On 6 August 2026 EFG Hermes published a Buy rating on ARCC with a target price of EGP 69.75, against a spot of EGP 77.00. Both models reproduce FY2025 revenue, cost of sales, gross profit, D&amp;A, capex and net cash to the pound, so the whole EGP 3.22 gap between the two targets is forward-looking. What follows replaces one driver of theirs with one of ours at a time and records the change, so the bars sum to the gap by construction rather than by a plug.</w:t>
+        <w:t>On 6 August 2026 EFG Hermes published a Buy rating on ARCC with a target price of EGP 69.75, against a spot of EGP 77.00. Both models reproduce FY2025 revenue, cost of sales, gross profit, D&amp;A, capex and net cash to the pound, so the whole EGP 0.53 gap between the two targets is forward-looking. What follows replaces one driver of theirs with one of ours at a time and records the change, so the bars sum to the gap by construction rather than by a plug.</w:t>
       </w:r>
     </w:p>
     <w:tbl>
@@ -11695,7 +11709,7 @@
                 <w:color w:val="1C3A36"/>
                 <w:sz w:val="17"/>
               </w:rPr>
-              <w:t>+9.77</w:t>
+              <w:t>+9.74</w:t>
             </w:r>
           </w:p>
         </w:tc>
@@ -11750,7 +11764,7 @@
                 <w:color w:val="1C3A36"/>
                 <w:sz w:val="17"/>
               </w:rPr>
-              <w:t>+11.67</w:t>
+              <w:t>+14.82</w:t>
             </w:r>
           </w:p>
         </w:tc>
@@ -11805,7 +11819,7 @@
                 <w:color w:val="1C3A36"/>
                 <w:sz w:val="17"/>
               </w:rPr>
-              <w:t>-6.19</w:t>
+              <w:t>-6.48</w:t>
             </w:r>
           </w:p>
         </w:tc>
@@ -11860,7 +11874,7 @@
                 <w:color w:val="1C3A36"/>
                 <w:sz w:val="17"/>
               </w:rPr>
-              <w:t>-3.96</w:t>
+              <w:t>-4.09</w:t>
             </w:r>
           </w:p>
         </w:tc>
@@ -11878,7 +11892,7 @@
                 <w:color w:val="1C3A36"/>
                 <w:sz w:val="17"/>
               </w:rPr>
-              <w:t>-5.33 out of window, +1.37 back as cash</w:t>
+              <w:t>-5.46 out of window, +1.37 back as cash</w:t>
             </w:r>
           </w:p>
         </w:tc>
@@ -12025,7 +12039,7 @@
                 <w:color w:val="1C3A36"/>
                 <w:sz w:val="17"/>
               </w:rPr>
-              <w:t>66.53</w:t>
+              <w:t>69.22</w:t>
             </w:r>
           </w:p>
         </w:tc>
@@ -12065,7 +12079,7 @@
           <w:color w:val="6E7B77"/>
           <w:sz w:val="17"/>
         </w:rPr>
-        <w:t>Table 14 — The reconciliation bridge. Bars sum to the gap exactly (-3.22 vs -3.22). Reproduced independently as a check before publication.</w:t>
+        <w:t>Table 14 — The reconciliation bridge. Bars sum to the gap exactly (-0.53 vs -0.53). Reproduced independently as a check before publication.</w:t>
       </w:r>
     </w:p>
     <w:p>
@@ -12133,7 +12147,7 @@
           <w:color w:val="1C3A36"/>
           <w:sz w:val="21"/>
         </w:rPr>
-        <w:t>Sorting the eight steps by who the evidence favours: the items where EFG’s own construction is inconsistent with itself sum to -6.77 — an internal date mismatch between their discount factors and their cash balance, a capex path that sits below their own depreciation in every tabulated year, a terminal value grown without a reinvestment charge, and a dividend of EGP 5.34/share, ex 12 April 2026, that their own front page discloses and their balance sheet does not appear to reflect. Two items are genuinely open — the operating build, where our volumes are higher and our margin path is lower, and the discount-rate convention, where their rate is below the sovereign risk-free rate early and harsher than ours late, worth a combined +3.58. The remaining -0.04 is a lens-weighting difference, not an error on either side.</w:t>
+        <w:t>Sorting the eight steps by who the evidence favours: the items where EFG’s own construction is inconsistent with itself sum to -3.75 — an internal date mismatch between their discount factors and their cash balance, a capex path that sits below their own depreciation in every tabulated year, a terminal value grown without a reinvestment charge, and a dividend of EGP 5.34/share, ex 12 April 2026, that their own front page discloses and their balance sheet does not appear to reflect. Two items are genuinely open — the operating build, where our volumes are higher and our margin path is lower, and the discount-rate convention, where their rate is below the sovereign risk-free rate early and harsher than ours late, worth a combined +3.25. The remaining -0.04 is a lens-weighting difference, not an error on either side.</w:t>
       </w:r>
     </w:p>
     <w:p>
@@ -12175,7 +12189,7 @@
           <w:color w:val="1C3A36"/>
           <w:sz w:val="19"/>
         </w:rPr>
-        <w:t>Operating build (+9.77, open — no referee). Two errors pointing opposite ways and no referee. Our FY2028 revenue is 15,350 against their 13,792 (+11.3%) because we build tonnes from kiln utilisation 91.7%-&gt;93.5%; they have volume FALLING 3%. But our EBITDA margin glides 39.3%-&gt;34.3% while Q1-2026 gross margin was 42.9% and widening, which is their side of it.</w:t>
+        <w:t>Operating build (+9.74, open — no referee). Two errors pointing opposite ways and no referee. Our FY2028 revenue is 15,350 against their 13,792 (+11.3%) because we build tonnes from kiln utilisation 91.7%-&gt;93.5%; they have volume FALLING 3%. But our EBITDA margin glides 39.3%-&gt;34.3% while Q1-2026 gross margin was 42.9% and widening, which is their side of it.</w:t>
       </w:r>
     </w:p>
     <w:p>
@@ -12189,7 +12203,7 @@
           <w:color w:val="1C3A36"/>
           <w:sz w:val="19"/>
         </w:rPr>
-        <w:t>Terminal block (+11.67, EFG off mark). They grow FY2030 free cash flow at 2.5% for ever with no charge for keeping the plant standing. A perpetuity has to maintain its own capital: on replacement-cost capital of EGP 51,191 and the 20-year machinery life ARCC's own audited accounting-policies note discloses, that maintenance is EGP 2,560 a year, against book depreciation of EGP 643 already inside terminal profit. CAVEAT: the USD 130 per annual tonne behind that capital base is this model's least-verified single input.</w:t>
+        <w:t>Terminal block (+14.82, EFG off mark). They grow FY2030 free cash flow at 2.5% for ever with no charge for keeping the plant standing. A perpetuity has to maintain its own capital: on replacement-cost capital of EGP 45,911 and the 20-year machinery life ARCC's own audited accounting-policies note discloses, that maintenance is EGP 2,296 a year, against book depreciation of EGP 643 already inside terminal profit. CAVEAT: the USD 130 per annual tonne behind that capital base is this model's least-verified single input.</w:t>
       </w:r>
     </w:p>
     <w:p>
@@ -12203,7 +12217,7 @@
           <w:color w:val="1C3A36"/>
           <w:sz w:val="19"/>
         </w:rPr>
-        <w:t>Discount rate (-6.19, open — no referee). Their flat 20.06% is applied to FY2026 while the Egyptian 1-year T-bill yields 22.95% -- below the risk-free rate, which is hard to defend. Late in the window it runs the other way. On THEIR calendar, which is the only way to compare a rate against a rate, their year-five factor is 0.4813 against ours of 0.4353, so ours discounts the far end harder. The two work against each other and what is LEFT is this bar, -6.19 a share, which is the number to argue with rather than either convention.</w:t>
+        <w:t>Discount rate (-6.48, open — no referee). Their flat 20.06% is applied to FY2026 while the Egyptian 1-year T-bill yields 22.95% -- below the risk-free rate, which is hard to defend. Late in the window it runs the other way. On THEIR calendar, which is the only way to compare a rate against a rate, their year-five factor is 0.4813 against ours of 0.4353, so ours discounts the far end harder. The two work against each other and what is LEFT is this bar, -6.48 a share, which is the number to argue with rather than either convention.</w:t>
       </w:r>
     </w:p>
     <w:p>
@@ -12217,7 +12231,7 @@
           <w:color w:val="1C3A36"/>
           <w:sz w:val="19"/>
         </w:rPr>
-        <w:t>Valuation date 1 Jan -&gt; 30 Jun (-3.96, EFG off mark). A price is what you pay today. Only the remainder of the current fiscal year sits inside the discounted window, so the rest of that year's free cash flow leaves it -- and arrives in the bridge as cash already earned. This step REMOVES value on net. The +1.37 of accumulated cash is INSIDE the answer; it is not owed on top.</w:t>
+        <w:t>Valuation date 1 Jan -&gt; 30 Jun (-4.09, EFG off mark). A price is what you pay today. Only the remainder of the current fiscal year sits inside the discounted window, so the rest of that year's free cash flow leaves it -- and arrives in the bridge as cash already earned. This step REMOVES value on net. The +1.37 of accumulated cash is INSIDE the answer; it is not owed on top.</w:t>
       </w:r>
     </w:p>
     <w:p>
@@ -13058,7 +13072,7 @@
                 <w:color w:val="1C3A36"/>
                 <w:sz w:val="17"/>
               </w:rPr>
-              <w:t>66.53</w:t>
+              <w:t>69.22</w:t>
             </w:r>
           </w:p>
         </w:tc>
@@ -13076,7 +13090,7 @@
                 <w:color w:val="1C3A36"/>
                 <w:sz w:val="17"/>
               </w:rPr>
-              <w:t>-13.6%</w:t>
+              <w:t>-10.1%</w:t>
             </w:r>
           </w:p>
         </w:tc>
@@ -13113,7 +13127,7 @@
                 <w:color w:val="1C3A36"/>
                 <w:sz w:val="17"/>
               </w:rPr>
-              <w:t>65.78</w:t>
+              <w:t>68.47</w:t>
             </w:r>
           </w:p>
         </w:tc>
@@ -13131,7 +13145,7 @@
                 <w:color w:val="1C3A36"/>
                 <w:sz w:val="17"/>
               </w:rPr>
-              <w:t>-14.6%</w:t>
+              <w:t>-11.1%</w:t>
             </w:r>
           </w:p>
         </w:tc>
@@ -13168,7 +13182,7 @@
                 <w:color w:val="1C3A36"/>
                 <w:sz w:val="17"/>
               </w:rPr>
-              <w:t>65.04</w:t>
+              <w:t>67.73</w:t>
             </w:r>
           </w:p>
         </w:tc>
@@ -13186,7 +13200,7 @@
                 <w:color w:val="1C3A36"/>
                 <w:sz w:val="17"/>
               </w:rPr>
-              <w:t>-15.5%</w:t>
+              <w:t>-12.0%</w:t>
             </w:r>
           </w:p>
         </w:tc>
@@ -13223,7 +13237,7 @@
                 <w:color w:val="1C3A36"/>
                 <w:sz w:val="17"/>
               </w:rPr>
-              <w:t>45.09</w:t>
+              <w:t>47.78</w:t>
             </w:r>
           </w:p>
         </w:tc>
@@ -13241,7 +13255,7 @@
                 <w:color w:val="1C3A36"/>
                 <w:sz w:val="17"/>
               </w:rPr>
-              <w:t>-41.4%</w:t>
+              <w:t>-37.9%</w:t>
             </w:r>
           </w:p>
         </w:tc>
@@ -13278,7 +13292,7 @@
                 <w:color w:val="1C3A36"/>
                 <w:sz w:val="17"/>
               </w:rPr>
-              <w:t>65.04</w:t>
+              <w:t>67.73</w:t>
             </w:r>
           </w:p>
         </w:tc>
@@ -13296,7 +13310,7 @@
                 <w:color w:val="1C3A36"/>
                 <w:sz w:val="17"/>
               </w:rPr>
-              <w:t>-15.5%</w:t>
+              <w:t>-12.0%</w:t>
             </w:r>
           </w:p>
         </w:tc>
@@ -13318,7 +13332,7 @@
           <w:color w:val="6E7B77"/>
           <w:sz w:val="17"/>
         </w:rPr>
-        <w:t>Table 16 — What EFG’s margin view is worth, held against both volume assumptions. Their margin on OUR volumes reaches EGP 65.04, -15.5% against the latest close; their margin AND their volumes together reach EGP 45.09, -41.4%. NEITHER clears the price, and the volume assumption is worth 19.95 a share between them — several times what the margin disagreement is worth, which is why the volume base carries its own sensitivity in section 1.2.</w:t>
+        <w:t>Table 16 — What EFG’s margin view is worth, held against both volume assumptions. Their margin on OUR volumes reaches EGP 67.73, -12.0% against the latest close; their margin AND their volumes together reach EGP 47.78, -37.9%. NEITHER clears the price, and the volume assumption is worth 19.94 a share between them — several times what the margin disagreement is worth, which is why the volume base carries its own sensitivity in section 1.2.</w:t>
       </w:r>
     </w:p>
     <w:p>
@@ -13346,7 +13360,7 @@
           <w:color w:val="1C3A36"/>
           <w:sz w:val="21"/>
         </w:rPr>
-        <w:t>Strip out the items resolved above and the honest disagreement left is one thing: how fast does the FY2025 margin peak fade. Everything else in the bridge is either a construction error on the published target (the date mismatch, the sub-depreciation capex path, the unfunded terminal growth, the still-outstanding dividend) or a lens-weighting convention that is not a factual dispute at all. A market price of EGP 77.00 sits between this study’s central of EGP 69.22 and EFG’s corrected-for-its-own-errors figure, closer to ours — but a buyer paying spot is not implicitly endorsing either model whole. Splitting the one open question down the middle — EFG’s margin path and this study’s volume path, averaged rather than either side’s optimism taken alone — prices at EGP 65.78, -14.6% against spot. That, not either published figure, is the number this study would defend if forced to name one.</w:t>
+        <w:t>Strip out the items resolved above and the honest disagreement left is one thing: how fast does the FY2025 margin peak fade. Everything else in the bridge is either a construction error on the published target (the date mismatch, the sub-depreciation capex path, the unfunded terminal growth, the still-outstanding dividend) or a lens-weighting convention that is not a factual dispute at all. A market price of EGP 77.00 sits between this study’s central of EGP 69.22 and EFG’s corrected-for-its-own-errors figure, closer to ours — but a buyer paying spot is not implicitly endorsing either model whole. Splitting the one open question down the middle — EFG’s margin path and this study’s volume path, averaged rather than either side’s optimism taken alone — prices at EGP 68.47, -11.1% against spot. That, not either published figure, is the number this study would defend if forced to name one.</w:t>
       </w:r>
     </w:p>
     <w:p>

--- a/engine/arcc_study/ARCC_Valuation_Study_09-09-2026_public.docx
+++ b/engine/arcc_study/ARCC_Valuation_Study_09-09-2026_public.docx
@@ -210,7 +210,7 @@
           <w:color w:val="6E7B77"/>
           <w:sz w:val="16"/>
         </w:rPr>
-        <w:t>PRICE DATE 3 September 2026 — the latest known close of EGP 77.00, the price this valuation is measured against.   ISSUE DATE 9 September 2026 — the day this edition was issued. A recalibration issues a NEW document carrying its own issue date; the two dates are stated separately because they are not the same fact [R-DOC-03].</w:t>
+        <w:t>PRICE DATE 3 September 2026 — the latest known close, the price this valuation is measured against.   ISSUE DATE 9 September 2026 — the day this edition was issued. A recalibration issues a new document carrying its own issue date; the two dates are stated separately because they are not the same fact.</w:t>
       </w:r>
     </w:p>
     <w:p>
